--- a/docs/jp/design/12_基本設計書_法務との接点.docx
+++ b/docs/jp/design/12_基本設計書_法務との接点.docx
@@ -310,7 +310,7 @@
         <w:rPr>
           <w:rFonts w:ascii="Yu Gothic" w:eastAsia="Yu Gothic" w:hAnsi="Yu Gothic"/>
         </w:rPr>
-        <w:t xml:space="preserve">受ける決定は次の表のとおりである（設計計画書 第2版の決定・要調査・未決、および項目割りで見つけた抜け）。</w:t>
+        <w:t xml:space="preserve">受ける決定は次の表のとおりである（設計計画書 第2版の決定・要調査・未決、および項目割りで見つけた抜け）。設計計画書の決定・要調査・未決の文は第13章 1.2「設計計画書の決定から概要設計書・基本設計への対応」と概要設計書の行き先表による（本章には写さず、番号と項目割りの抜けだけを載せる）。</w:t>
       </w:r>
     </w:p>
     <w:tbl>
@@ -326,9 +326,9 @@
         </w:tblBorders>
       </w:tblPr>
       <w:tblGrid>
-        <w:gridCol w:w="867"/>
-        <w:gridCol w:w="4389"/>
-        <w:gridCol w:w="4382"/>
+        <w:gridCol w:w="909"/>
+        <w:gridCol w:w="2959"/>
+        <w:gridCol w:w="5770"/>
       </w:tblGrid>
       <w:tr>
         <w:trPr>
@@ -337,7 +337,7 @@
         </w:trPr>
         <w:tc>
           <w:tcPr>
-            <w:tcW w:type="dxa" w:w="867"/>
+            <w:tcW w:type="dxa" w:w="909"/>
             <w:tcBorders>
               <w:top w:val="single" w:color="A6B8D0" w:sz="4"/>
               <w:left w:val="single" w:color="A6B8D0" w:sz="4"/>
@@ -372,7 +372,7 @@
         </w:tc>
         <w:tc>
           <w:tcPr>
-            <w:tcW w:type="dxa" w:w="4389"/>
+            <w:tcW w:type="dxa" w:w="2959"/>
             <w:tcBorders>
               <w:top w:val="single" w:color="A6B8D0" w:sz="4"/>
               <w:left w:val="single" w:color="A6B8D0" w:sz="4"/>
@@ -407,7 +407,7 @@
         </w:tc>
         <w:tc>
           <w:tcPr>
-            <w:tcW w:type="dxa" w:w="4382"/>
+            <w:tcW w:type="dxa" w:w="5770"/>
             <w:tcBorders>
               <w:top w:val="single" w:color="A6B8D0" w:sz="4"/>
               <w:left w:val="single" w:color="A6B8D0" w:sz="4"/>
@@ -448,7 +448,7 @@
         </w:trPr>
         <w:tc>
           <w:tcPr>
-            <w:tcW w:type="dxa" w:w="867"/>
+            <w:tcW w:type="dxa" w:w="909"/>
             <w:tcBorders>
               <w:top w:val="single" w:color="A6B8D0" w:sz="4"/>
               <w:left w:val="single" w:color="A6B8D0" w:sz="4"/>
@@ -476,13 +476,13 @@
                 <w:sz w:val="18"/>
                 <w:szCs w:val="18"/>
               </w:rPr>
-              <w:t xml:space="preserve">I-06</w:t>
-            </w:r>
-          </w:p>
-        </w:tc>
-        <w:tc>
-          <w:tcPr>
-            <w:tcW w:type="dxa" w:w="4389"/>
+              <w:t xml:space="preserve">A-14</w:t>
+            </w:r>
+          </w:p>
+        </w:tc>
+        <w:tc>
+          <w:tcPr>
+            <w:tcW w:type="dxa" w:w="2959"/>
             <w:tcBorders>
               <w:top w:val="single" w:color="A6B8D0" w:sz="4"/>
               <w:left w:val="single" w:color="A6B8D0" w:sz="4"/>
@@ -510,13 +510,13 @@
                 <w:sz w:val="18"/>
                 <w:szCs w:val="18"/>
               </w:rPr>
-              <w:t xml:space="preserve">要調査</w:t>
-            </w:r>
-          </w:p>
-        </w:tc>
-        <w:tc>
-          <w:tcPr>
-            <w:tcW w:type="dxa" w:w="4382"/>
+              <w:t xml:space="preserve">項目割りで見つけた抜け</w:t>
+            </w:r>
+          </w:p>
+        </w:tc>
+        <w:tc>
+          <w:tcPr>
+            <w:tcW w:type="dxa" w:w="5770"/>
             <w:tcBorders>
               <w:top w:val="single" w:color="A6B8D0" w:sz="4"/>
               <w:left w:val="single" w:color="A6B8D0" w:sz="4"/>
@@ -544,7 +544,7 @@
                 <w:sz w:val="18"/>
                 <w:szCs w:val="18"/>
               </w:rPr>
-              <w:t xml:space="preserve">国ごとの権利の違い</w:t>
+              <w:t xml:space="preserve">NRSD の立場と利用規約</w:t>
             </w:r>
           </w:p>
         </w:tc>
@@ -556,7 +556,7 @@
         </w:trPr>
         <w:tc>
           <w:tcPr>
-            <w:tcW w:type="dxa" w:w="867"/>
+            <w:tcW w:type="dxa" w:w="909"/>
             <w:tcBorders>
               <w:top w:val="single" w:color="A6B8D0" w:sz="4"/>
               <w:left w:val="single" w:color="A6B8D0" w:sz="4"/>
@@ -584,13 +584,13 @@
                 <w:sz w:val="18"/>
                 <w:szCs w:val="18"/>
               </w:rPr>
-              <w:t xml:space="preserve">I-08</w:t>
-            </w:r>
-          </w:p>
-        </w:tc>
-        <w:tc>
-          <w:tcPr>
-            <w:tcW w:type="dxa" w:w="4389"/>
+              <w:t xml:space="preserve">A-16</w:t>
+            </w:r>
+          </w:p>
+        </w:tc>
+        <w:tc>
+          <w:tcPr>
+            <w:tcW w:type="dxa" w:w="2959"/>
             <w:tcBorders>
               <w:top w:val="single" w:color="A6B8D0" w:sz="4"/>
               <w:left w:val="single" w:color="A6B8D0" w:sz="4"/>
@@ -618,13 +618,13 @@
                 <w:sz w:val="18"/>
                 <w:szCs w:val="18"/>
               </w:rPr>
-              <w:t xml:space="preserve">要調査</w:t>
-            </w:r>
-          </w:p>
-        </w:tc>
-        <w:tc>
-          <w:tcPr>
-            <w:tcW w:type="dxa" w:w="4382"/>
+              <w:t xml:space="preserve">項目割りで見つけた抜け</w:t>
+            </w:r>
+          </w:p>
+        </w:tc>
+        <w:tc>
+          <w:tcPr>
+            <w:tcW w:type="dxa" w:w="5770"/>
             <w:tcBorders>
               <w:top w:val="single" w:color="A6B8D0" w:sz="4"/>
               <w:left w:val="single" w:color="A6B8D0" w:sz="4"/>
@@ -652,7 +652,7 @@
                 <w:sz w:val="18"/>
                 <w:szCs w:val="18"/>
               </w:rPr>
-              <w:t xml:space="preserve">権利文書の文言</w:t>
+              <w:t xml:space="preserve">非弁行為（法務で扱う）</w:t>
             </w:r>
           </w:p>
         </w:tc>
@@ -664,7 +664,7 @@
         </w:trPr>
         <w:tc>
           <w:tcPr>
-            <w:tcW w:type="dxa" w:w="867"/>
+            <w:tcW w:type="dxa" w:w="909"/>
             <w:tcBorders>
               <w:top w:val="single" w:color="A6B8D0" w:sz="4"/>
               <w:left w:val="single" w:color="A6B8D0" w:sz="4"/>
@@ -692,13 +692,13 @@
                 <w:sz w:val="18"/>
                 <w:szCs w:val="18"/>
               </w:rPr>
-              <w:t xml:space="preserve">O-03</w:t>
-            </w:r>
-          </w:p>
-        </w:tc>
-        <w:tc>
-          <w:tcPr>
-            <w:tcW w:type="dxa" w:w="4389"/>
+              <w:t xml:space="preserve">A-17</w:t>
+            </w:r>
+          </w:p>
+        </w:tc>
+        <w:tc>
+          <w:tcPr>
+            <w:tcW w:type="dxa" w:w="2959"/>
             <w:tcBorders>
               <w:top w:val="single" w:color="A6B8D0" w:sz="4"/>
               <w:left w:val="single" w:color="A6B8D0" w:sz="4"/>
@@ -726,13 +726,13 @@
                 <w:sz w:val="18"/>
                 <w:szCs w:val="18"/>
               </w:rPr>
-              <w:t xml:space="preserve">未決（基本設計 第5章 3.5「法的な位置付け（法務で扱う）」 に案を置いた。採否は専門家の確認による）</w:t>
-            </w:r>
-          </w:p>
-        </w:tc>
-        <w:tc>
-          <w:tcPr>
-            <w:tcW w:type="dxa" w:w="4382"/>
+              <w:t xml:space="preserve">項目割りで見つけた抜け</w:t>
+            </w:r>
+          </w:p>
+        </w:tc>
+        <w:tc>
+          <w:tcPr>
+            <w:tcW w:type="dxa" w:w="5770"/>
             <w:tcBorders>
               <w:top w:val="single" w:color="A6B8D0" w:sz="4"/>
               <w:left w:val="single" w:color="A6B8D0" w:sz="4"/>
@@ -760,7 +760,7 @@
                 <w:sz w:val="18"/>
                 <w:szCs w:val="18"/>
               </w:rPr>
-              <w:t xml:space="preserve">準拠する法の考え方</w:t>
+              <w:t xml:space="preserve">データの国外移転（第2版で NRSD が利用者の情報を受け取らないこととし、前提がなくなった）</w:t>
             </w:r>
           </w:p>
         </w:tc>
@@ -772,7 +772,7 @@
         </w:trPr>
         <w:tc>
           <w:tcPr>
-            <w:tcW w:type="dxa" w:w="867"/>
+            <w:tcW w:type="dxa" w:w="909"/>
             <w:tcBorders>
               <w:top w:val="single" w:color="A6B8D0" w:sz="4"/>
               <w:left w:val="single" w:color="A6B8D0" w:sz="4"/>
@@ -800,13 +800,13 @@
                 <w:sz w:val="18"/>
                 <w:szCs w:val="18"/>
               </w:rPr>
-              <w:t xml:space="preserve">A-14</w:t>
-            </w:r>
-          </w:p>
-        </w:tc>
-        <w:tc>
-          <w:tcPr>
-            <w:tcW w:type="dxa" w:w="4389"/>
+              <w:t xml:space="preserve">A-18</w:t>
+            </w:r>
+          </w:p>
+        </w:tc>
+        <w:tc>
+          <w:tcPr>
+            <w:tcW w:type="dxa" w:w="2959"/>
             <w:tcBorders>
               <w:top w:val="single" w:color="A6B8D0" w:sz="4"/>
               <w:left w:val="single" w:color="A6B8D0" w:sz="4"/>
@@ -840,7 +840,7 @@
         </w:tc>
         <w:tc>
           <w:tcPr>
-            <w:tcW w:type="dxa" w:w="4382"/>
+            <w:tcW w:type="dxa" w:w="5770"/>
             <w:tcBorders>
               <w:top w:val="single" w:color="A6B8D0" w:sz="4"/>
               <w:left w:val="single" w:color="A6B8D0" w:sz="4"/>
@@ -868,7 +868,7 @@
                 <w:sz w:val="18"/>
                 <w:szCs w:val="18"/>
               </w:rPr>
-              <w:t xml:space="preserve">NRSD の立場と利用規約</w:t>
+              <w:t xml:space="preserve">暗号を含むソフトウェアの輸出規制（法務で扱う）</w:t>
             </w:r>
           </w:p>
         </w:tc>
@@ -880,7 +880,7 @@
         </w:trPr>
         <w:tc>
           <w:tcPr>
-            <w:tcW w:type="dxa" w:w="867"/>
+            <w:tcW w:type="dxa" w:w="909"/>
             <w:tcBorders>
               <w:top w:val="single" w:color="A6B8D0" w:sz="4"/>
               <w:left w:val="single" w:color="A6B8D0" w:sz="4"/>
@@ -908,13 +908,13 @@
                 <w:sz w:val="18"/>
                 <w:szCs w:val="18"/>
               </w:rPr>
-              <w:t xml:space="preserve">A-16</w:t>
-            </w:r>
-          </w:p>
-        </w:tc>
-        <w:tc>
-          <w:tcPr>
-            <w:tcW w:type="dxa" w:w="4389"/>
+              <w:t xml:space="preserve">A-19</w:t>
+            </w:r>
+          </w:p>
+        </w:tc>
+        <w:tc>
+          <w:tcPr>
+            <w:tcW w:type="dxa" w:w="2959"/>
             <w:tcBorders>
               <w:top w:val="single" w:color="A6B8D0" w:sz="4"/>
               <w:left w:val="single" w:color="A6B8D0" w:sz="4"/>
@@ -948,7 +948,7 @@
         </w:tc>
         <w:tc>
           <w:tcPr>
-            <w:tcW w:type="dxa" w:w="4382"/>
+            <w:tcW w:type="dxa" w:w="5770"/>
             <w:tcBorders>
               <w:top w:val="single" w:color="A6B8D0" w:sz="4"/>
               <w:left w:val="single" w:color="A6B8D0" w:sz="4"/>
@@ -976,7 +976,7 @@
                 <w:sz w:val="18"/>
                 <w:szCs w:val="18"/>
               </w:rPr>
-              <w:t xml:space="preserve">非弁行為（法務で扱う）</w:t>
+              <w:t xml:space="preserve">販売の場の規約との整合（法務で扱う）</w:t>
             </w:r>
           </w:p>
         </w:tc>
@@ -988,57 +988,57 @@
         </w:trPr>
         <w:tc>
           <w:tcPr>
-            <w:tcW w:type="dxa" w:w="867"/>
-            <w:tcBorders>
-              <w:top w:val="single" w:color="A6B8D0" w:sz="4"/>
-              <w:left w:val="single" w:color="A6B8D0" w:sz="4"/>
-              <w:bottom w:val="single" w:color="A6B8D0" w:sz="4"/>
-              <w:right w:val="single" w:color="A6B8D0" w:sz="4"/>
-            </w:tcBorders>
-            <w:tcMar>
-              <w:top w:type="dxa" w:w="50"/>
-              <w:left w:type="dxa" w:w="90"/>
-              <w:bottom w:type="dxa" w:w="50"/>
-              <w:right w:type="dxa" w:w="90"/>
-            </w:tcMar>
-          </w:tcPr>
-          <w:p>
-            <w:pPr>
-              <w:keepNext/>
-              <w:keepLines/>
-              <w:spacing w:after="0" w:before="0" w:line="280"/>
-            </w:pPr>
-            <w:r>
-              <w:rPr>
-                <w:rFonts w:ascii="Yu Gothic" w:eastAsia="Yu Gothic" w:hAnsi="Yu Gothic"/>
-                <w:b w:val="false"/>
-                <w:bCs w:val="false"/>
-                <w:sz w:val="18"/>
-                <w:szCs w:val="18"/>
-              </w:rPr>
-              <w:t xml:space="preserve">A-17</w:t>
-            </w:r>
-          </w:p>
-        </w:tc>
-        <w:tc>
-          <w:tcPr>
-            <w:tcW w:type="dxa" w:w="4389"/>
-            <w:tcBorders>
-              <w:top w:val="single" w:color="A6B8D0" w:sz="4"/>
-              <w:left w:val="single" w:color="A6B8D0" w:sz="4"/>
-              <w:bottom w:val="single" w:color="A6B8D0" w:sz="4"/>
-              <w:right w:val="single" w:color="A6B8D0" w:sz="4"/>
-            </w:tcBorders>
-            <w:tcMar>
-              <w:top w:type="dxa" w:w="50"/>
-              <w:left w:type="dxa" w:w="90"/>
-              <w:bottom w:type="dxa" w:w="50"/>
-              <w:right w:type="dxa" w:w="90"/>
-            </w:tcMar>
-          </w:tcPr>
-          <w:p>
-            <w:pPr>
-              <w:keepNext/>
+            <w:tcW w:type="dxa" w:w="909"/>
+            <w:tcBorders>
+              <w:top w:val="single" w:color="A6B8D0" w:sz="4"/>
+              <w:left w:val="single" w:color="A6B8D0" w:sz="4"/>
+              <w:bottom w:val="single" w:color="A6B8D0" w:sz="4"/>
+              <w:right w:val="single" w:color="A6B8D0" w:sz="4"/>
+            </w:tcBorders>
+            <w:tcMar>
+              <w:top w:type="dxa" w:w="50"/>
+              <w:left w:type="dxa" w:w="90"/>
+              <w:bottom w:type="dxa" w:w="50"/>
+              <w:right w:type="dxa" w:w="90"/>
+            </w:tcMar>
+          </w:tcPr>
+          <w:p>
+            <w:pPr>
+              <w:keepNext w:val="false"/>
+              <w:keepLines/>
+              <w:spacing w:after="0" w:before="0" w:line="280"/>
+            </w:pPr>
+            <w:r>
+              <w:rPr>
+                <w:rFonts w:ascii="Yu Gothic" w:eastAsia="Yu Gothic" w:hAnsi="Yu Gothic"/>
+                <w:b w:val="false"/>
+                <w:bCs w:val="false"/>
+                <w:sz w:val="18"/>
+                <w:szCs w:val="18"/>
+              </w:rPr>
+              <w:t xml:space="preserve">A-21</w:t>
+            </w:r>
+          </w:p>
+        </w:tc>
+        <w:tc>
+          <w:tcPr>
+            <w:tcW w:type="dxa" w:w="2959"/>
+            <w:tcBorders>
+              <w:top w:val="single" w:color="A6B8D0" w:sz="4"/>
+              <w:left w:val="single" w:color="A6B8D0" w:sz="4"/>
+              <w:bottom w:val="single" w:color="A6B8D0" w:sz="4"/>
+              <w:right w:val="single" w:color="A6B8D0" w:sz="4"/>
+            </w:tcBorders>
+            <w:tcMar>
+              <w:top w:type="dxa" w:w="50"/>
+              <w:left w:type="dxa" w:w="90"/>
+              <w:bottom w:type="dxa" w:w="50"/>
+              <w:right w:type="dxa" w:w="90"/>
+            </w:tcMar>
+          </w:tcPr>
+          <w:p>
+            <w:pPr>
+              <w:keepNext w:val="false"/>
               <w:keepLines/>
               <w:spacing w:after="0" w:before="0" w:line="280"/>
             </w:pPr>
@@ -1056,331 +1056,7 @@
         </w:tc>
         <w:tc>
           <w:tcPr>
-            <w:tcW w:type="dxa" w:w="4382"/>
-            <w:tcBorders>
-              <w:top w:val="single" w:color="A6B8D0" w:sz="4"/>
-              <w:left w:val="single" w:color="A6B8D0" w:sz="4"/>
-              <w:bottom w:val="single" w:color="A6B8D0" w:sz="4"/>
-              <w:right w:val="single" w:color="A6B8D0" w:sz="4"/>
-            </w:tcBorders>
-            <w:tcMar>
-              <w:top w:type="dxa" w:w="50"/>
-              <w:left w:type="dxa" w:w="90"/>
-              <w:bottom w:type="dxa" w:w="50"/>
-              <w:right w:type="dxa" w:w="90"/>
-            </w:tcMar>
-          </w:tcPr>
-          <w:p>
-            <w:pPr>
-              <w:keepNext/>
-              <w:keepLines/>
-              <w:spacing w:after="0" w:before="0" w:line="280"/>
-            </w:pPr>
-            <w:r>
-              <w:rPr>
-                <w:rFonts w:ascii="Yu Gothic" w:eastAsia="Yu Gothic" w:hAnsi="Yu Gothic"/>
-                <w:b w:val="false"/>
-                <w:bCs w:val="false"/>
-                <w:sz w:val="18"/>
-                <w:szCs w:val="18"/>
-              </w:rPr>
-              <w:t xml:space="preserve">データの国外移転（第2版で NRSD が利用者の情報を受け取らないこととし、前提がなくなった）</w:t>
-            </w:r>
-          </w:p>
-        </w:tc>
-      </w:tr>
-      <w:tr>
-        <w:trPr>
-          <w:cantSplit/>
-          <w:tblHeader w:val="off"/>
-        </w:trPr>
-        <w:tc>
-          <w:tcPr>
-            <w:tcW w:type="dxa" w:w="867"/>
-            <w:tcBorders>
-              <w:top w:val="single" w:color="A6B8D0" w:sz="4"/>
-              <w:left w:val="single" w:color="A6B8D0" w:sz="4"/>
-              <w:bottom w:val="single" w:color="A6B8D0" w:sz="4"/>
-              <w:right w:val="single" w:color="A6B8D0" w:sz="4"/>
-            </w:tcBorders>
-            <w:tcMar>
-              <w:top w:type="dxa" w:w="50"/>
-              <w:left w:type="dxa" w:w="90"/>
-              <w:bottom w:type="dxa" w:w="50"/>
-              <w:right w:type="dxa" w:w="90"/>
-            </w:tcMar>
-          </w:tcPr>
-          <w:p>
-            <w:pPr>
-              <w:keepNext/>
-              <w:keepLines/>
-              <w:spacing w:after="0" w:before="0" w:line="280"/>
-            </w:pPr>
-            <w:r>
-              <w:rPr>
-                <w:rFonts w:ascii="Yu Gothic" w:eastAsia="Yu Gothic" w:hAnsi="Yu Gothic"/>
-                <w:b w:val="false"/>
-                <w:bCs w:val="false"/>
-                <w:sz w:val="18"/>
-                <w:szCs w:val="18"/>
-              </w:rPr>
-              <w:t xml:space="preserve">A-18</w:t>
-            </w:r>
-          </w:p>
-        </w:tc>
-        <w:tc>
-          <w:tcPr>
-            <w:tcW w:type="dxa" w:w="4389"/>
-            <w:tcBorders>
-              <w:top w:val="single" w:color="A6B8D0" w:sz="4"/>
-              <w:left w:val="single" w:color="A6B8D0" w:sz="4"/>
-              <w:bottom w:val="single" w:color="A6B8D0" w:sz="4"/>
-              <w:right w:val="single" w:color="A6B8D0" w:sz="4"/>
-            </w:tcBorders>
-            <w:tcMar>
-              <w:top w:type="dxa" w:w="50"/>
-              <w:left w:type="dxa" w:w="90"/>
-              <w:bottom w:type="dxa" w:w="50"/>
-              <w:right w:type="dxa" w:w="90"/>
-            </w:tcMar>
-          </w:tcPr>
-          <w:p>
-            <w:pPr>
-              <w:keepNext/>
-              <w:keepLines/>
-              <w:spacing w:after="0" w:before="0" w:line="280"/>
-            </w:pPr>
-            <w:r>
-              <w:rPr>
-                <w:rFonts w:ascii="Yu Gothic" w:eastAsia="Yu Gothic" w:hAnsi="Yu Gothic"/>
-                <w:b w:val="false"/>
-                <w:bCs w:val="false"/>
-                <w:sz w:val="18"/>
-                <w:szCs w:val="18"/>
-              </w:rPr>
-              <w:t xml:space="preserve">項目割りで見つけた抜け</w:t>
-            </w:r>
-          </w:p>
-        </w:tc>
-        <w:tc>
-          <w:tcPr>
-            <w:tcW w:type="dxa" w:w="4382"/>
-            <w:tcBorders>
-              <w:top w:val="single" w:color="A6B8D0" w:sz="4"/>
-              <w:left w:val="single" w:color="A6B8D0" w:sz="4"/>
-              <w:bottom w:val="single" w:color="A6B8D0" w:sz="4"/>
-              <w:right w:val="single" w:color="A6B8D0" w:sz="4"/>
-            </w:tcBorders>
-            <w:tcMar>
-              <w:top w:type="dxa" w:w="50"/>
-              <w:left w:type="dxa" w:w="90"/>
-              <w:bottom w:type="dxa" w:w="50"/>
-              <w:right w:type="dxa" w:w="90"/>
-            </w:tcMar>
-          </w:tcPr>
-          <w:p>
-            <w:pPr>
-              <w:keepNext/>
-              <w:keepLines/>
-              <w:spacing w:after="0" w:before="0" w:line="280"/>
-            </w:pPr>
-            <w:r>
-              <w:rPr>
-                <w:rFonts w:ascii="Yu Gothic" w:eastAsia="Yu Gothic" w:hAnsi="Yu Gothic"/>
-                <w:b w:val="false"/>
-                <w:bCs w:val="false"/>
-                <w:sz w:val="18"/>
-                <w:szCs w:val="18"/>
-              </w:rPr>
-              <w:t xml:space="preserve">暗号を含むソフトウェアの輸出規制（法務で扱う）</w:t>
-            </w:r>
-          </w:p>
-        </w:tc>
-      </w:tr>
-      <w:tr>
-        <w:trPr>
-          <w:cantSplit/>
-          <w:tblHeader w:val="off"/>
-        </w:trPr>
-        <w:tc>
-          <w:tcPr>
-            <w:tcW w:type="dxa" w:w="867"/>
-            <w:tcBorders>
-              <w:top w:val="single" w:color="A6B8D0" w:sz="4"/>
-              <w:left w:val="single" w:color="A6B8D0" w:sz="4"/>
-              <w:bottom w:val="single" w:color="A6B8D0" w:sz="4"/>
-              <w:right w:val="single" w:color="A6B8D0" w:sz="4"/>
-            </w:tcBorders>
-            <w:tcMar>
-              <w:top w:type="dxa" w:w="50"/>
-              <w:left w:type="dxa" w:w="90"/>
-              <w:bottom w:type="dxa" w:w="50"/>
-              <w:right w:type="dxa" w:w="90"/>
-            </w:tcMar>
-          </w:tcPr>
-          <w:p>
-            <w:pPr>
-              <w:keepNext/>
-              <w:keepLines/>
-              <w:spacing w:after="0" w:before="0" w:line="280"/>
-            </w:pPr>
-            <w:r>
-              <w:rPr>
-                <w:rFonts w:ascii="Yu Gothic" w:eastAsia="Yu Gothic" w:hAnsi="Yu Gothic"/>
-                <w:b w:val="false"/>
-                <w:bCs w:val="false"/>
-                <w:sz w:val="18"/>
-                <w:szCs w:val="18"/>
-              </w:rPr>
-              <w:t xml:space="preserve">A-19</w:t>
-            </w:r>
-          </w:p>
-        </w:tc>
-        <w:tc>
-          <w:tcPr>
-            <w:tcW w:type="dxa" w:w="4389"/>
-            <w:tcBorders>
-              <w:top w:val="single" w:color="A6B8D0" w:sz="4"/>
-              <w:left w:val="single" w:color="A6B8D0" w:sz="4"/>
-              <w:bottom w:val="single" w:color="A6B8D0" w:sz="4"/>
-              <w:right w:val="single" w:color="A6B8D0" w:sz="4"/>
-            </w:tcBorders>
-            <w:tcMar>
-              <w:top w:type="dxa" w:w="50"/>
-              <w:left w:type="dxa" w:w="90"/>
-              <w:bottom w:type="dxa" w:w="50"/>
-              <w:right w:type="dxa" w:w="90"/>
-            </w:tcMar>
-          </w:tcPr>
-          <w:p>
-            <w:pPr>
-              <w:keepNext/>
-              <w:keepLines/>
-              <w:spacing w:after="0" w:before="0" w:line="280"/>
-            </w:pPr>
-            <w:r>
-              <w:rPr>
-                <w:rFonts w:ascii="Yu Gothic" w:eastAsia="Yu Gothic" w:hAnsi="Yu Gothic"/>
-                <w:b w:val="false"/>
-                <w:bCs w:val="false"/>
-                <w:sz w:val="18"/>
-                <w:szCs w:val="18"/>
-              </w:rPr>
-              <w:t xml:space="preserve">項目割りで見つけた抜け</w:t>
-            </w:r>
-          </w:p>
-        </w:tc>
-        <w:tc>
-          <w:tcPr>
-            <w:tcW w:type="dxa" w:w="4382"/>
-            <w:tcBorders>
-              <w:top w:val="single" w:color="A6B8D0" w:sz="4"/>
-              <w:left w:val="single" w:color="A6B8D0" w:sz="4"/>
-              <w:bottom w:val="single" w:color="A6B8D0" w:sz="4"/>
-              <w:right w:val="single" w:color="A6B8D0" w:sz="4"/>
-            </w:tcBorders>
-            <w:tcMar>
-              <w:top w:type="dxa" w:w="50"/>
-              <w:left w:type="dxa" w:w="90"/>
-              <w:bottom w:type="dxa" w:w="50"/>
-              <w:right w:type="dxa" w:w="90"/>
-            </w:tcMar>
-          </w:tcPr>
-          <w:p>
-            <w:pPr>
-              <w:keepNext/>
-              <w:keepLines/>
-              <w:spacing w:after="0" w:before="0" w:line="280"/>
-            </w:pPr>
-            <w:r>
-              <w:rPr>
-                <w:rFonts w:ascii="Yu Gothic" w:eastAsia="Yu Gothic" w:hAnsi="Yu Gothic"/>
-                <w:b w:val="false"/>
-                <w:bCs w:val="false"/>
-                <w:sz w:val="18"/>
-                <w:szCs w:val="18"/>
-              </w:rPr>
-              <w:t xml:space="preserve">販売の場の規約との整合（法務で扱う）</w:t>
-            </w:r>
-          </w:p>
-        </w:tc>
-      </w:tr>
-      <w:tr>
-        <w:trPr>
-          <w:cantSplit/>
-          <w:tblHeader w:val="off"/>
-        </w:trPr>
-        <w:tc>
-          <w:tcPr>
-            <w:tcW w:type="dxa" w:w="867"/>
-            <w:tcBorders>
-              <w:top w:val="single" w:color="A6B8D0" w:sz="4"/>
-              <w:left w:val="single" w:color="A6B8D0" w:sz="4"/>
-              <w:bottom w:val="single" w:color="A6B8D0" w:sz="4"/>
-              <w:right w:val="single" w:color="A6B8D0" w:sz="4"/>
-            </w:tcBorders>
-            <w:tcMar>
-              <w:top w:type="dxa" w:w="50"/>
-              <w:left w:type="dxa" w:w="90"/>
-              <w:bottom w:type="dxa" w:w="50"/>
-              <w:right w:type="dxa" w:w="90"/>
-            </w:tcMar>
-          </w:tcPr>
-          <w:p>
-            <w:pPr>
-              <w:keepNext w:val="false"/>
-              <w:keepLines/>
-              <w:spacing w:after="0" w:before="0" w:line="280"/>
-            </w:pPr>
-            <w:r>
-              <w:rPr>
-                <w:rFonts w:ascii="Yu Gothic" w:eastAsia="Yu Gothic" w:hAnsi="Yu Gothic"/>
-                <w:b w:val="false"/>
-                <w:bCs w:val="false"/>
-                <w:sz w:val="18"/>
-                <w:szCs w:val="18"/>
-              </w:rPr>
-              <w:t xml:space="preserve">A-21</w:t>
-            </w:r>
-          </w:p>
-        </w:tc>
-        <w:tc>
-          <w:tcPr>
-            <w:tcW w:type="dxa" w:w="4389"/>
-            <w:tcBorders>
-              <w:top w:val="single" w:color="A6B8D0" w:sz="4"/>
-              <w:left w:val="single" w:color="A6B8D0" w:sz="4"/>
-              <w:bottom w:val="single" w:color="A6B8D0" w:sz="4"/>
-              <w:right w:val="single" w:color="A6B8D0" w:sz="4"/>
-            </w:tcBorders>
-            <w:tcMar>
-              <w:top w:type="dxa" w:w="50"/>
-              <w:left w:type="dxa" w:w="90"/>
-              <w:bottom w:type="dxa" w:w="50"/>
-              <w:right w:type="dxa" w:w="90"/>
-            </w:tcMar>
-          </w:tcPr>
-          <w:p>
-            <w:pPr>
-              <w:keepNext w:val="false"/>
-              <w:keepLines/>
-              <w:spacing w:after="0" w:before="0" w:line="280"/>
-            </w:pPr>
-            <w:r>
-              <w:rPr>
-                <w:rFonts w:ascii="Yu Gothic" w:eastAsia="Yu Gothic" w:hAnsi="Yu Gothic"/>
-                <w:b w:val="false"/>
-                <w:bCs w:val="false"/>
-                <w:sz w:val="18"/>
-                <w:szCs w:val="18"/>
-              </w:rPr>
-              <w:t xml:space="preserve">項目割りで見つけた抜け</w:t>
-            </w:r>
-          </w:p>
-        </w:tc>
-        <w:tc>
-          <w:tcPr>
-            <w:tcW w:type="dxa" w:w="4382"/>
+            <w:tcW w:type="dxa" w:w="5770"/>
             <w:tcBorders>
               <w:top w:val="single" w:color="A6B8D0" w:sz="4"/>
               <w:left w:val="single" w:color="A6B8D0" w:sz="4"/>
@@ -1787,7 +1463,7 @@
                 <w:sz w:val="18"/>
                 <w:szCs w:val="18"/>
               </w:rPr>
-              <w:t xml:space="preserve">同じ解釈を複数の文書に書くと食い違う。法は改正される（R-7-3-1「各国法の参照先を「すべて」の枠で蓄積し、利用者に届けられる」）</w:t>
+              <w:t xml:space="preserve">同じ解釈を複数の文書に書くと食い違う。法は改正される（R-7-3-1）</w:t>
             </w:r>
           </w:p>
         </w:tc>
@@ -6751,9 +6427,9 @@
       <w:tblGrid>
         <w:gridCol w:w="1030"/>
         <w:gridCol w:w="511"/>
-        <w:gridCol w:w="3376"/>
-        <w:gridCol w:w="2516"/>
-        <w:gridCol w:w="2205"/>
+        <w:gridCol w:w="3669"/>
+        <w:gridCol w:w="2665"/>
+        <w:gridCol w:w="1763"/>
       </w:tblGrid>
       <w:tr>
         <w:trPr>
@@ -6832,7 +6508,7 @@
         </w:tc>
         <w:tc>
           <w:tcPr>
-            <w:tcW w:type="dxa" w:w="3376"/>
+            <w:tcW w:type="dxa" w:w="3669"/>
             <w:tcBorders>
               <w:top w:val="single" w:color="A6B8D0" w:sz="4"/>
               <w:left w:val="single" w:color="A6B8D0" w:sz="4"/>
@@ -6867,7 +6543,7 @@
         </w:tc>
         <w:tc>
           <w:tcPr>
-            <w:tcW w:type="dxa" w:w="2516"/>
+            <w:tcW w:type="dxa" w:w="2665"/>
             <w:tcBorders>
               <w:top w:val="single" w:color="A6B8D0" w:sz="4"/>
               <w:left w:val="single" w:color="A6B8D0" w:sz="4"/>
@@ -6902,7 +6578,7 @@
         </w:tc>
         <w:tc>
           <w:tcPr>
-            <w:tcW w:type="dxa" w:w="2205"/>
+            <w:tcW w:type="dxa" w:w="1763"/>
             <w:tcBorders>
               <w:top w:val="single" w:color="A6B8D0" w:sz="4"/>
               <w:left w:val="single" w:color="A6B8D0" w:sz="4"/>
@@ -7011,7 +6687,7 @@
         </w:tc>
         <w:tc>
           <w:tcPr>
-            <w:tcW w:type="dxa" w:w="3376"/>
+            <w:tcW w:type="dxa" w:w="3669"/>
             <w:tcBorders>
               <w:top w:val="single" w:color="A6B8D0" w:sz="4"/>
               <w:left w:val="single" w:color="A6B8D0" w:sz="4"/>
@@ -7045,7 +6721,7 @@
         </w:tc>
         <w:tc>
           <w:tcPr>
-            <w:tcW w:type="dxa" w:w="2516"/>
+            <w:tcW w:type="dxa" w:w="2665"/>
             <w:tcBorders>
               <w:top w:val="single" w:color="A6B8D0" w:sz="4"/>
               <w:left w:val="single" w:color="A6B8D0" w:sz="4"/>
@@ -7079,7 +6755,7 @@
         </w:tc>
         <w:tc>
           <w:tcPr>
-            <w:tcW w:type="dxa" w:w="2205"/>
+            <w:tcW w:type="dxa" w:w="1763"/>
             <w:tcBorders>
               <w:top w:val="single" w:color="A6B8D0" w:sz="4"/>
               <w:left w:val="single" w:color="A6B8D0" w:sz="4"/>
@@ -7187,7 +6863,7 @@
         </w:tc>
         <w:tc>
           <w:tcPr>
-            <w:tcW w:type="dxa" w:w="3376"/>
+            <w:tcW w:type="dxa" w:w="3669"/>
             <w:tcBorders>
               <w:top w:val="single" w:color="A6B8D0" w:sz="4"/>
               <w:left w:val="single" w:color="A6B8D0" w:sz="4"/>
@@ -7221,7 +6897,7 @@
         </w:tc>
         <w:tc>
           <w:tcPr>
-            <w:tcW w:type="dxa" w:w="2516"/>
+            <w:tcW w:type="dxa" w:w="2665"/>
             <w:tcBorders>
               <w:top w:val="single" w:color="A6B8D0" w:sz="4"/>
               <w:left w:val="single" w:color="A6B8D0" w:sz="4"/>
@@ -7255,7 +6931,7 @@
         </w:tc>
         <w:tc>
           <w:tcPr>
-            <w:tcW w:type="dxa" w:w="2205"/>
+            <w:tcW w:type="dxa" w:w="1763"/>
             <w:tcBorders>
               <w:top w:val="single" w:color="A6B8D0" w:sz="4"/>
               <w:left w:val="single" w:color="A6B8D0" w:sz="4"/>
@@ -7283,7 +6959,7 @@
                 <w:sz w:val="18"/>
                 <w:szCs w:val="18"/>
               </w:rPr>
-              <w:t xml:space="preserve">L-22「著作権の登録（日）」、R-2-5-2「本名が署名・画面で意図せず公開されない」</w:t>
+              <w:t xml:space="preserve">L-22「著作権の登録（日）」、R-2-5-2</w:t>
             </w:r>
           </w:p>
         </w:tc>
@@ -7363,7 +7039,7 @@
         </w:tc>
         <w:tc>
           <w:tcPr>
-            <w:tcW w:type="dxa" w:w="3376"/>
+            <w:tcW w:type="dxa" w:w="3669"/>
             <w:tcBorders>
               <w:top w:val="single" w:color="A6B8D0" w:sz="4"/>
               <w:left w:val="single" w:color="A6B8D0" w:sz="4"/>
@@ -7397,7 +7073,7 @@
         </w:tc>
         <w:tc>
           <w:tcPr>
-            <w:tcW w:type="dxa" w:w="2516"/>
+            <w:tcW w:type="dxa" w:w="2665"/>
             <w:tcBorders>
               <w:top w:val="single" w:color="A6B8D0" w:sz="4"/>
               <w:left w:val="single" w:color="A6B8D0" w:sz="4"/>
@@ -7431,7 +7107,7 @@
         </w:tc>
         <w:tc>
           <w:tcPr>
-            <w:tcW w:type="dxa" w:w="2205"/>
+            <w:tcW w:type="dxa" w:w="1763"/>
             <w:tcBorders>
               <w:top w:val="single" w:color="A6B8D0" w:sz="4"/>
               <w:left w:val="single" w:color="A6B8D0" w:sz="4"/>
@@ -7539,7 +7215,7 @@
         </w:tc>
         <w:tc>
           <w:tcPr>
-            <w:tcW w:type="dxa" w:w="3376"/>
+            <w:tcW w:type="dxa" w:w="3669"/>
             <w:tcBorders>
               <w:top w:val="single" w:color="A6B8D0" w:sz="4"/>
               <w:left w:val="single" w:color="A6B8D0" w:sz="4"/>
@@ -7573,7 +7249,7 @@
         </w:tc>
         <w:tc>
           <w:tcPr>
-            <w:tcW w:type="dxa" w:w="2516"/>
+            <w:tcW w:type="dxa" w:w="2665"/>
             <w:tcBorders>
               <w:top w:val="single" w:color="A6B8D0" w:sz="4"/>
               <w:left w:val="single" w:color="A6B8D0" w:sz="4"/>
@@ -7607,7 +7283,7 @@
         </w:tc>
         <w:tc>
           <w:tcPr>
-            <w:tcW w:type="dxa" w:w="2205"/>
+            <w:tcW w:type="dxa" w:w="1763"/>
             <w:tcBorders>
               <w:top w:val="single" w:color="A6B8D0" w:sz="4"/>
               <w:left w:val="single" w:color="A6B8D0" w:sz="4"/>
@@ -11920,10 +11596,10 @@
         </w:tblBorders>
       </w:tblPr>
       <w:tblGrid>
-        <w:gridCol w:w="1417"/>
-        <w:gridCol w:w="1771"/>
-        <w:gridCol w:w="3281"/>
-        <w:gridCol w:w="3169"/>
+        <w:gridCol w:w="1609"/>
+        <w:gridCol w:w="2383"/>
+        <w:gridCol w:w="2100"/>
+        <w:gridCol w:w="3546"/>
       </w:tblGrid>
       <w:tr>
         <w:trPr>
@@ -11932,7 +11608,7 @@
         </w:trPr>
         <w:tc>
           <w:tcPr>
-            <w:tcW w:type="dxa" w:w="1417"/>
+            <w:tcW w:type="dxa" w:w="1609"/>
             <w:tcBorders>
               <w:top w:val="single" w:color="A6B8D0" w:sz="4"/>
               <w:left w:val="single" w:color="A6B8D0" w:sz="4"/>
@@ -11967,7 +11643,7 @@
         </w:tc>
         <w:tc>
           <w:tcPr>
-            <w:tcW w:type="dxa" w:w="1771"/>
+            <w:tcW w:type="dxa" w:w="2383"/>
             <w:tcBorders>
               <w:top w:val="single" w:color="A6B8D0" w:sz="4"/>
               <w:left w:val="single" w:color="A6B8D0" w:sz="4"/>
@@ -12002,7 +11678,7 @@
         </w:tc>
         <w:tc>
           <w:tcPr>
-            <w:tcW w:type="dxa" w:w="3281"/>
+            <w:tcW w:type="dxa" w:w="2100"/>
             <w:tcBorders>
               <w:top w:val="single" w:color="A6B8D0" w:sz="4"/>
               <w:left w:val="single" w:color="A6B8D0" w:sz="4"/>
@@ -12037,7 +11713,7 @@
         </w:tc>
         <w:tc>
           <w:tcPr>
-            <w:tcW w:type="dxa" w:w="3169"/>
+            <w:tcW w:type="dxa" w:w="3546"/>
             <w:tcBorders>
               <w:top w:val="single" w:color="A6B8D0" w:sz="4"/>
               <w:left w:val="single" w:color="A6B8D0" w:sz="4"/>
@@ -12078,23 +11754,23 @@
         </w:trPr>
         <w:tc>
           <w:tcPr>
-            <w:tcW w:type="dxa" w:w="1417"/>
-            <w:tcBorders>
-              <w:top w:val="single" w:color="A6B8D0" w:sz="4"/>
-              <w:left w:val="single" w:color="A6B8D0" w:sz="4"/>
-              <w:bottom w:val="single" w:color="A6B8D0" w:sz="4"/>
-              <w:right w:val="single" w:color="A6B8D0" w:sz="4"/>
-            </w:tcBorders>
-            <w:tcMar>
-              <w:top w:type="dxa" w:w="50"/>
-              <w:left w:type="dxa" w:w="90"/>
-              <w:bottom w:type="dxa" w:w="50"/>
-              <w:right w:type="dxa" w:w="90"/>
-            </w:tcMar>
-          </w:tcPr>
-          <w:p>
-            <w:pPr>
-              <w:keepNext/>
+            <w:tcW w:type="dxa" w:w="1609"/>
+            <w:tcBorders>
+              <w:top w:val="single" w:color="A6B8D0" w:sz="4"/>
+              <w:left w:val="single" w:color="A6B8D0" w:sz="4"/>
+              <w:bottom w:val="single" w:color="A6B8D0" w:sz="4"/>
+              <w:right w:val="single" w:color="A6B8D0" w:sz="4"/>
+            </w:tcBorders>
+            <w:tcMar>
+              <w:top w:type="dxa" w:w="50"/>
+              <w:left w:type="dxa" w:w="90"/>
+              <w:bottom w:type="dxa" w:w="50"/>
+              <w:right w:type="dxa" w:w="90"/>
+            </w:tcMar>
+          </w:tcPr>
+          <w:p>
+            <w:pPr>
+              <w:keepNext w:val="false"/>
               <w:keepLines/>
               <w:spacing w:after="0" w:before="0" w:line="280"/>
             </w:pPr>
@@ -12112,23 +11788,23 @@
         </w:tc>
         <w:tc>
           <w:tcPr>
-            <w:tcW w:type="dxa" w:w="1771"/>
-            <w:tcBorders>
-              <w:top w:val="single" w:color="A6B8D0" w:sz="4"/>
-              <w:left w:val="single" w:color="A6B8D0" w:sz="4"/>
-              <w:bottom w:val="single" w:color="A6B8D0" w:sz="4"/>
-              <w:right w:val="single" w:color="A6B8D0" w:sz="4"/>
-            </w:tcBorders>
-            <w:tcMar>
-              <w:top w:type="dxa" w:w="50"/>
-              <w:left w:type="dxa" w:w="90"/>
-              <w:bottom w:type="dxa" w:w="50"/>
-              <w:right w:type="dxa" w:w="90"/>
-            </w:tcMar>
-          </w:tcPr>
-          <w:p>
-            <w:pPr>
-              <w:keepNext/>
+            <w:tcW w:type="dxa" w:w="2383"/>
+            <w:tcBorders>
+              <w:top w:val="single" w:color="A6B8D0" w:sz="4"/>
+              <w:left w:val="single" w:color="A6B8D0" w:sz="4"/>
+              <w:bottom w:val="single" w:color="A6B8D0" w:sz="4"/>
+              <w:right w:val="single" w:color="A6B8D0" w:sz="4"/>
+            </w:tcBorders>
+            <w:tcMar>
+              <w:top w:type="dxa" w:w="50"/>
+              <w:left w:type="dxa" w:w="90"/>
+              <w:bottom w:type="dxa" w:w="50"/>
+              <w:right w:type="dxa" w:w="90"/>
+            </w:tcMar>
+          </w:tcPr>
+          <w:p>
+            <w:pPr>
+              <w:keepNext w:val="false"/>
               <w:keepLines/>
               <w:spacing w:after="0" w:before="0" w:line="280"/>
             </w:pPr>
@@ -12146,23 +11822,23 @@
         </w:tc>
         <w:tc>
           <w:tcPr>
-            <w:tcW w:type="dxa" w:w="3281"/>
-            <w:tcBorders>
-              <w:top w:val="single" w:color="A6B8D0" w:sz="4"/>
-              <w:left w:val="single" w:color="A6B8D0" w:sz="4"/>
-              <w:bottom w:val="single" w:color="A6B8D0" w:sz="4"/>
-              <w:right w:val="single" w:color="A6B8D0" w:sz="4"/>
-            </w:tcBorders>
-            <w:tcMar>
-              <w:top w:type="dxa" w:w="50"/>
-              <w:left w:type="dxa" w:w="90"/>
-              <w:bottom w:type="dxa" w:w="50"/>
-              <w:right w:type="dxa" w:w="90"/>
-            </w:tcMar>
-          </w:tcPr>
-          <w:p>
-            <w:pPr>
-              <w:keepNext/>
+            <w:tcW w:type="dxa" w:w="2100"/>
+            <w:tcBorders>
+              <w:top w:val="single" w:color="A6B8D0" w:sz="4"/>
+              <w:left w:val="single" w:color="A6B8D0" w:sz="4"/>
+              <w:bottom w:val="single" w:color="A6B8D0" w:sz="4"/>
+              <w:right w:val="single" w:color="A6B8D0" w:sz="4"/>
+            </w:tcBorders>
+            <w:tcMar>
+              <w:top w:type="dxa" w:w="50"/>
+              <w:left w:type="dxa" w:w="90"/>
+              <w:bottom w:type="dxa" w:w="50"/>
+              <w:right w:type="dxa" w:w="90"/>
+            </w:tcMar>
+          </w:tcPr>
+          <w:p>
+            <w:pPr>
+              <w:keepNext w:val="false"/>
               <w:keepLines/>
               <w:spacing w:after="0" w:before="0" w:line="280"/>
             </w:pPr>
@@ -12180,35 +11856,35 @@
         </w:tc>
         <w:tc>
           <w:tcPr>
-            <w:tcW w:type="dxa" w:w="3169"/>
-            <w:tcBorders>
-              <w:top w:val="single" w:color="A6B8D0" w:sz="4"/>
-              <w:left w:val="single" w:color="A6B8D0" w:sz="4"/>
-              <w:bottom w:val="single" w:color="A6B8D0" w:sz="4"/>
-              <w:right w:val="single" w:color="A6B8D0" w:sz="4"/>
-            </w:tcBorders>
-            <w:tcMar>
-              <w:top w:type="dxa" w:w="50"/>
-              <w:left w:type="dxa" w:w="90"/>
-              <w:bottom w:type="dxa" w:w="50"/>
-              <w:right w:type="dxa" w:w="90"/>
-            </w:tcMar>
-          </w:tcPr>
-          <w:p>
-            <w:pPr>
-              <w:keepNext/>
-              <w:keepLines/>
-              <w:spacing w:after="0" w:before="0" w:line="280"/>
-            </w:pPr>
-            <w:r>
-              <w:rPr>
-                <w:rFonts w:ascii="Yu Gothic" w:eastAsia="Yu Gothic" w:hAnsi="Yu Gothic"/>
-                <w:b w:val="false"/>
-                <w:bCs w:val="false"/>
-                <w:sz w:val="18"/>
-                <w:szCs w:val="18"/>
-              </w:rPr>
-              <w:t xml:space="preserve">IP アドレス（要求の見出しは更新の部品の名前と版であり、アプリの版は送らない。第9章 4.1「流れと状態」）</w:t>
+            <w:tcW w:type="dxa" w:w="3546"/>
+            <w:tcBorders>
+              <w:top w:val="single" w:color="A6B8D0" w:sz="4"/>
+              <w:left w:val="single" w:color="A6B8D0" w:sz="4"/>
+              <w:bottom w:val="single" w:color="A6B8D0" w:sz="4"/>
+              <w:right w:val="single" w:color="A6B8D0" w:sz="4"/>
+            </w:tcBorders>
+            <w:tcMar>
+              <w:top w:type="dxa" w:w="50"/>
+              <w:left w:type="dxa" w:w="90"/>
+              <w:bottom w:type="dxa" w:w="50"/>
+              <w:right w:type="dxa" w:w="90"/>
+            </w:tcMar>
+          </w:tcPr>
+          <w:p>
+            <w:pPr>
+              <w:keepNext w:val="false"/>
+              <w:keepLines/>
+              <w:spacing w:after="0" w:before="0" w:line="280"/>
+            </w:pPr>
+            <w:r>
+              <w:rPr>
+                <w:rFonts w:ascii="Yu Gothic" w:eastAsia="Yu Gothic" w:hAnsi="Yu Gothic"/>
+                <w:b w:val="false"/>
+                <w:bCs w:val="false"/>
+                <w:sz w:val="18"/>
+                <w:szCs w:val="18"/>
+              </w:rPr>
+              <w:t xml:space="preserve">IP アドレス。要求の見出し（User-Agent）は、参照情報と TUF のメタデータの取得では本システムの名前と版（第1章 4.2「外部とのやり取り」）、更新の部品の取得では更新の部品の名前と版（第9章 4.1「流れと状態」）</w:t>
             </w:r>
           </w:p>
         </w:tc>
@@ -12220,23 +11896,23 @@
         </w:trPr>
         <w:tc>
           <w:tcPr>
-            <w:tcW w:type="dxa" w:w="1417"/>
-            <w:tcBorders>
-              <w:top w:val="single" w:color="A6B8D0" w:sz="4"/>
-              <w:left w:val="single" w:color="A6B8D0" w:sz="4"/>
-              <w:bottom w:val="single" w:color="A6B8D0" w:sz="4"/>
-              <w:right w:val="single" w:color="A6B8D0" w:sz="4"/>
-            </w:tcBorders>
-            <w:tcMar>
-              <w:top w:type="dxa" w:w="50"/>
-              <w:left w:type="dxa" w:w="90"/>
-              <w:bottom w:type="dxa" w:w="50"/>
-              <w:right w:type="dxa" w:w="90"/>
-            </w:tcMar>
-          </w:tcPr>
-          <w:p>
-            <w:pPr>
-              <w:keepNext/>
+            <w:tcW w:type="dxa" w:w="1609"/>
+            <w:tcBorders>
+              <w:top w:val="single" w:color="A6B8D0" w:sz="4"/>
+              <w:left w:val="single" w:color="A6B8D0" w:sz="4"/>
+              <w:bottom w:val="single" w:color="A6B8D0" w:sz="4"/>
+              <w:right w:val="single" w:color="A6B8D0" w:sz="4"/>
+            </w:tcBorders>
+            <w:tcMar>
+              <w:top w:type="dxa" w:w="50"/>
+              <w:left w:type="dxa" w:w="90"/>
+              <w:bottom w:type="dxa" w:w="50"/>
+              <w:right w:type="dxa" w:w="90"/>
+            </w:tcMar>
+          </w:tcPr>
+          <w:p>
+            <w:pPr>
+              <w:keepNext w:val="false"/>
               <w:keepLines/>
               <w:spacing w:after="0" w:before="0" w:line="280"/>
             </w:pPr>
@@ -12254,23 +11930,23 @@
         </w:tc>
         <w:tc>
           <w:tcPr>
-            <w:tcW w:type="dxa" w:w="1771"/>
-            <w:tcBorders>
-              <w:top w:val="single" w:color="A6B8D0" w:sz="4"/>
-              <w:left w:val="single" w:color="A6B8D0" w:sz="4"/>
-              <w:bottom w:val="single" w:color="A6B8D0" w:sz="4"/>
-              <w:right w:val="single" w:color="A6B8D0" w:sz="4"/>
-            </w:tcBorders>
-            <w:tcMar>
-              <w:top w:type="dxa" w:w="50"/>
-              <w:left w:type="dxa" w:w="90"/>
-              <w:bottom w:type="dxa" w:w="50"/>
-              <w:right w:type="dxa" w:w="90"/>
-            </w:tcMar>
-          </w:tcPr>
-          <w:p>
-            <w:pPr>
-              <w:keepNext/>
+            <w:tcW w:type="dxa" w:w="2383"/>
+            <w:tcBorders>
+              <w:top w:val="single" w:color="A6B8D0" w:sz="4"/>
+              <w:left w:val="single" w:color="A6B8D0" w:sz="4"/>
+              <w:bottom w:val="single" w:color="A6B8D0" w:sz="4"/>
+              <w:right w:val="single" w:color="A6B8D0" w:sz="4"/>
+            </w:tcBorders>
+            <w:tcMar>
+              <w:top w:type="dxa" w:w="50"/>
+              <w:left w:type="dxa" w:w="90"/>
+              <w:bottom w:type="dxa" w:w="50"/>
+              <w:right w:type="dxa" w:w="90"/>
+            </w:tcMar>
+          </w:tcPr>
+          <w:p>
+            <w:pPr>
+              <w:keepNext w:val="false"/>
               <w:keepLines/>
               <w:spacing w:after="0" w:before="0" w:line="280"/>
             </w:pPr>
@@ -12288,23 +11964,23 @@
         </w:tc>
         <w:tc>
           <w:tcPr>
-            <w:tcW w:type="dxa" w:w="3281"/>
-            <w:tcBorders>
-              <w:top w:val="single" w:color="A6B8D0" w:sz="4"/>
-              <w:left w:val="single" w:color="A6B8D0" w:sz="4"/>
-              <w:bottom w:val="single" w:color="A6B8D0" w:sz="4"/>
-              <w:right w:val="single" w:color="A6B8D0" w:sz="4"/>
-            </w:tcBorders>
-            <w:tcMar>
-              <w:top w:type="dxa" w:w="50"/>
-              <w:left w:type="dxa" w:w="90"/>
-              <w:bottom w:type="dxa" w:w="50"/>
-              <w:right w:type="dxa" w:w="90"/>
-            </w:tcMar>
-          </w:tcPr>
-          <w:p>
-            <w:pPr>
-              <w:keepNext/>
+            <w:tcW w:type="dxa" w:w="2100"/>
+            <w:tcBorders>
+              <w:top w:val="single" w:color="A6B8D0" w:sz="4"/>
+              <w:left w:val="single" w:color="A6B8D0" w:sz="4"/>
+              <w:bottom w:val="single" w:color="A6B8D0" w:sz="4"/>
+              <w:right w:val="single" w:color="A6B8D0" w:sz="4"/>
+            </w:tcBorders>
+            <w:tcMar>
+              <w:top w:type="dxa" w:w="50"/>
+              <w:left w:type="dxa" w:w="90"/>
+              <w:bottom w:type="dxa" w:w="50"/>
+              <w:right w:type="dxa" w:w="90"/>
+            </w:tcMar>
+          </w:tcPr>
+          <w:p>
+            <w:pPr>
+              <w:keepNext w:val="false"/>
               <w:keepLines/>
               <w:spacing w:after="0" w:before="0" w:line="280"/>
             </w:pPr>
@@ -12322,23 +11998,23 @@
         </w:tc>
         <w:tc>
           <w:tcPr>
-            <w:tcW w:type="dxa" w:w="3169"/>
-            <w:tcBorders>
-              <w:top w:val="single" w:color="A6B8D0" w:sz="4"/>
-              <w:left w:val="single" w:color="A6B8D0" w:sz="4"/>
-              <w:bottom w:val="single" w:color="A6B8D0" w:sz="4"/>
-              <w:right w:val="single" w:color="A6B8D0" w:sz="4"/>
-            </w:tcBorders>
-            <w:tcMar>
-              <w:top w:type="dxa" w:w="50"/>
-              <w:left w:type="dxa" w:w="90"/>
-              <w:bottom w:type="dxa" w:w="50"/>
-              <w:right w:type="dxa" w:w="90"/>
-            </w:tcMar>
-          </w:tcPr>
-          <w:p>
-            <w:pPr>
-              <w:keepNext/>
+            <w:tcW w:type="dxa" w:w="3546"/>
+            <w:tcBorders>
+              <w:top w:val="single" w:color="A6B8D0" w:sz="4"/>
+              <w:left w:val="single" w:color="A6B8D0" w:sz="4"/>
+              <w:bottom w:val="single" w:color="A6B8D0" w:sz="4"/>
+              <w:right w:val="single" w:color="A6B8D0" w:sz="4"/>
+            </w:tcBorders>
+            <w:tcMar>
+              <w:top w:type="dxa" w:w="50"/>
+              <w:left w:type="dxa" w:w="90"/>
+              <w:bottom w:type="dxa" w:w="50"/>
+              <w:right w:type="dxa" w:w="90"/>
+            </w:tcMar>
+          </w:tcPr>
+          <w:p>
+            <w:pPr>
+              <w:keepNext w:val="false"/>
               <w:keepLines/>
               <w:spacing w:after="0" w:before="0" w:line="280"/>
             </w:pPr>
@@ -12362,23 +12038,23 @@
         </w:trPr>
         <w:tc>
           <w:tcPr>
-            <w:tcW w:type="dxa" w:w="1417"/>
-            <w:tcBorders>
-              <w:top w:val="single" w:color="A6B8D0" w:sz="4"/>
-              <w:left w:val="single" w:color="A6B8D0" w:sz="4"/>
-              <w:bottom w:val="single" w:color="A6B8D0" w:sz="4"/>
-              <w:right w:val="single" w:color="A6B8D0" w:sz="4"/>
-            </w:tcBorders>
-            <w:tcMar>
-              <w:top w:type="dxa" w:w="50"/>
-              <w:left w:type="dxa" w:w="90"/>
-              <w:bottom w:type="dxa" w:w="50"/>
-              <w:right w:type="dxa" w:w="90"/>
-            </w:tcMar>
-          </w:tcPr>
-          <w:p>
-            <w:pPr>
-              <w:keepNext/>
+            <w:tcW w:type="dxa" w:w="1609"/>
+            <w:tcBorders>
+              <w:top w:val="single" w:color="A6B8D0" w:sz="4"/>
+              <w:left w:val="single" w:color="A6B8D0" w:sz="4"/>
+              <w:bottom w:val="single" w:color="A6B8D0" w:sz="4"/>
+              <w:right w:val="single" w:color="A6B8D0" w:sz="4"/>
+            </w:tcBorders>
+            <w:tcMar>
+              <w:top w:type="dxa" w:w="50"/>
+              <w:left w:type="dxa" w:w="90"/>
+              <w:bottom w:type="dxa" w:w="50"/>
+              <w:right w:type="dxa" w:w="90"/>
+            </w:tcMar>
+          </w:tcPr>
+          <w:p>
+            <w:pPr>
+              <w:keepNext w:val="false"/>
               <w:keepLines/>
               <w:spacing w:after="0" w:before="0" w:line="280"/>
             </w:pPr>
@@ -12396,23 +12072,23 @@
         </w:tc>
         <w:tc>
           <w:tcPr>
-            <w:tcW w:type="dxa" w:w="1771"/>
-            <w:tcBorders>
-              <w:top w:val="single" w:color="A6B8D0" w:sz="4"/>
-              <w:left w:val="single" w:color="A6B8D0" w:sz="4"/>
-              <w:bottom w:val="single" w:color="A6B8D0" w:sz="4"/>
-              <w:right w:val="single" w:color="A6B8D0" w:sz="4"/>
-            </w:tcBorders>
-            <w:tcMar>
-              <w:top w:type="dxa" w:w="50"/>
-              <w:left w:type="dxa" w:w="90"/>
-              <w:bottom w:type="dxa" w:w="50"/>
-              <w:right w:type="dxa" w:w="90"/>
-            </w:tcMar>
-          </w:tcPr>
-          <w:p>
-            <w:pPr>
-              <w:keepNext/>
+            <w:tcW w:type="dxa" w:w="2383"/>
+            <w:tcBorders>
+              <w:top w:val="single" w:color="A6B8D0" w:sz="4"/>
+              <w:left w:val="single" w:color="A6B8D0" w:sz="4"/>
+              <w:bottom w:val="single" w:color="A6B8D0" w:sz="4"/>
+              <w:right w:val="single" w:color="A6B8D0" w:sz="4"/>
+            </w:tcBorders>
+            <w:tcMar>
+              <w:top w:type="dxa" w:w="50"/>
+              <w:left w:type="dxa" w:w="90"/>
+              <w:bottom w:type="dxa" w:w="50"/>
+              <w:right w:type="dxa" w:w="90"/>
+            </w:tcMar>
+          </w:tcPr>
+          <w:p>
+            <w:pPr>
+              <w:keepNext w:val="false"/>
               <w:keepLines/>
               <w:spacing w:after="0" w:before="0" w:line="280"/>
             </w:pPr>
@@ -12430,23 +12106,23 @@
         </w:tc>
         <w:tc>
           <w:tcPr>
-            <w:tcW w:type="dxa" w:w="3281"/>
-            <w:tcBorders>
-              <w:top w:val="single" w:color="A6B8D0" w:sz="4"/>
-              <w:left w:val="single" w:color="A6B8D0" w:sz="4"/>
-              <w:bottom w:val="single" w:color="A6B8D0" w:sz="4"/>
-              <w:right w:val="single" w:color="A6B8D0" w:sz="4"/>
-            </w:tcBorders>
-            <w:tcMar>
-              <w:top w:type="dxa" w:w="50"/>
-              <w:left w:type="dxa" w:w="90"/>
-              <w:bottom w:type="dxa" w:w="50"/>
-              <w:right w:type="dxa" w:w="90"/>
-            </w:tcMar>
-          </w:tcPr>
-          <w:p>
-            <w:pPr>
-              <w:keepNext/>
+            <w:tcW w:type="dxa" w:w="2100"/>
+            <w:tcBorders>
+              <w:top w:val="single" w:color="A6B8D0" w:sz="4"/>
+              <w:left w:val="single" w:color="A6B8D0" w:sz="4"/>
+              <w:bottom w:val="single" w:color="A6B8D0" w:sz="4"/>
+              <w:right w:val="single" w:color="A6B8D0" w:sz="4"/>
+            </w:tcBorders>
+            <w:tcMar>
+              <w:top w:type="dxa" w:w="50"/>
+              <w:left w:type="dxa" w:w="90"/>
+              <w:bottom w:type="dxa" w:w="50"/>
+              <w:right w:type="dxa" w:w="90"/>
+            </w:tcMar>
+          </w:tcPr>
+          <w:p>
+            <w:pPr>
+              <w:keepNext w:val="false"/>
               <w:keepLines/>
               <w:spacing w:after="0" w:before="0" w:line="280"/>
             </w:pPr>
@@ -12464,23 +12140,23 @@
         </w:tc>
         <w:tc>
           <w:tcPr>
-            <w:tcW w:type="dxa" w:w="3169"/>
-            <w:tcBorders>
-              <w:top w:val="single" w:color="A6B8D0" w:sz="4"/>
-              <w:left w:val="single" w:color="A6B8D0" w:sz="4"/>
-              <w:bottom w:val="single" w:color="A6B8D0" w:sz="4"/>
-              <w:right w:val="single" w:color="A6B8D0" w:sz="4"/>
-            </w:tcBorders>
-            <w:tcMar>
-              <w:top w:type="dxa" w:w="50"/>
-              <w:left w:type="dxa" w:w="90"/>
-              <w:bottom w:type="dxa" w:w="50"/>
-              <w:right w:type="dxa" w:w="90"/>
-            </w:tcMar>
-          </w:tcPr>
-          <w:p>
-            <w:pPr>
-              <w:keepNext/>
+            <w:tcW w:type="dxa" w:w="3546"/>
+            <w:tcBorders>
+              <w:top w:val="single" w:color="A6B8D0" w:sz="4"/>
+              <w:left w:val="single" w:color="A6B8D0" w:sz="4"/>
+              <w:bottom w:val="single" w:color="A6B8D0" w:sz="4"/>
+              <w:right w:val="single" w:color="A6B8D0" w:sz="4"/>
+            </w:tcBorders>
+            <w:tcMar>
+              <w:top w:type="dxa" w:w="50"/>
+              <w:left w:type="dxa" w:w="90"/>
+              <w:bottom w:type="dxa" w:w="50"/>
+              <w:right w:type="dxa" w:w="90"/>
+            </w:tcMar>
+          </w:tcPr>
+          <w:p>
+            <w:pPr>
+              <w:keepNext w:val="false"/>
               <w:keepLines/>
               <w:spacing w:after="0" w:before="0" w:line="280"/>
             </w:pPr>
@@ -12504,23 +12180,23 @@
         </w:trPr>
         <w:tc>
           <w:tcPr>
-            <w:tcW w:type="dxa" w:w="1417"/>
-            <w:tcBorders>
-              <w:top w:val="single" w:color="A6B8D0" w:sz="4"/>
-              <w:left w:val="single" w:color="A6B8D0" w:sz="4"/>
-              <w:bottom w:val="single" w:color="A6B8D0" w:sz="4"/>
-              <w:right w:val="single" w:color="A6B8D0" w:sz="4"/>
-            </w:tcBorders>
-            <w:tcMar>
-              <w:top w:type="dxa" w:w="50"/>
-              <w:left w:type="dxa" w:w="90"/>
-              <w:bottom w:type="dxa" w:w="50"/>
-              <w:right w:type="dxa" w:w="90"/>
-            </w:tcMar>
-          </w:tcPr>
-          <w:p>
-            <w:pPr>
-              <w:keepNext/>
+            <w:tcW w:type="dxa" w:w="1609"/>
+            <w:tcBorders>
+              <w:top w:val="single" w:color="A6B8D0" w:sz="4"/>
+              <w:left w:val="single" w:color="A6B8D0" w:sz="4"/>
+              <w:bottom w:val="single" w:color="A6B8D0" w:sz="4"/>
+              <w:right w:val="single" w:color="A6B8D0" w:sz="4"/>
+            </w:tcBorders>
+            <w:tcMar>
+              <w:top w:type="dxa" w:w="50"/>
+              <w:left w:type="dxa" w:w="90"/>
+              <w:bottom w:type="dxa" w:w="50"/>
+              <w:right w:type="dxa" w:w="90"/>
+            </w:tcMar>
+          </w:tcPr>
+          <w:p>
+            <w:pPr>
+              <w:keepNext w:val="false"/>
               <w:keepLines/>
               <w:spacing w:after="0" w:before="0" w:line="280"/>
             </w:pPr>
@@ -12538,23 +12214,23 @@
         </w:tc>
         <w:tc>
           <w:tcPr>
-            <w:tcW w:type="dxa" w:w="1771"/>
-            <w:tcBorders>
-              <w:top w:val="single" w:color="A6B8D0" w:sz="4"/>
-              <w:left w:val="single" w:color="A6B8D0" w:sz="4"/>
-              <w:bottom w:val="single" w:color="A6B8D0" w:sz="4"/>
-              <w:right w:val="single" w:color="A6B8D0" w:sz="4"/>
-            </w:tcBorders>
-            <w:tcMar>
-              <w:top w:type="dxa" w:w="50"/>
-              <w:left w:type="dxa" w:w="90"/>
-              <w:bottom w:type="dxa" w:w="50"/>
-              <w:right w:type="dxa" w:w="90"/>
-            </w:tcMar>
-          </w:tcPr>
-          <w:p>
-            <w:pPr>
-              <w:keepNext/>
+            <w:tcW w:type="dxa" w:w="2383"/>
+            <w:tcBorders>
+              <w:top w:val="single" w:color="A6B8D0" w:sz="4"/>
+              <w:left w:val="single" w:color="A6B8D0" w:sz="4"/>
+              <w:bottom w:val="single" w:color="A6B8D0" w:sz="4"/>
+              <w:right w:val="single" w:color="A6B8D0" w:sz="4"/>
+            </w:tcBorders>
+            <w:tcMar>
+              <w:top w:type="dxa" w:w="50"/>
+              <w:left w:type="dxa" w:w="90"/>
+              <w:bottom w:type="dxa" w:w="50"/>
+              <w:right w:type="dxa" w:w="90"/>
+            </w:tcMar>
+          </w:tcPr>
+          <w:p>
+            <w:pPr>
+              <w:keepNext w:val="false"/>
               <w:keepLines/>
               <w:spacing w:after="0" w:before="0" w:line="280"/>
             </w:pPr>
@@ -12572,23 +12248,23 @@
         </w:tc>
         <w:tc>
           <w:tcPr>
-            <w:tcW w:type="dxa" w:w="3281"/>
-            <w:tcBorders>
-              <w:top w:val="single" w:color="A6B8D0" w:sz="4"/>
-              <w:left w:val="single" w:color="A6B8D0" w:sz="4"/>
-              <w:bottom w:val="single" w:color="A6B8D0" w:sz="4"/>
-              <w:right w:val="single" w:color="A6B8D0" w:sz="4"/>
-            </w:tcBorders>
-            <w:tcMar>
-              <w:top w:type="dxa" w:w="50"/>
-              <w:left w:type="dxa" w:w="90"/>
-              <w:bottom w:type="dxa" w:w="50"/>
-              <w:right w:type="dxa" w:w="90"/>
-            </w:tcMar>
-          </w:tcPr>
-          <w:p>
-            <w:pPr>
-              <w:keepNext/>
+            <w:tcW w:type="dxa" w:w="2100"/>
+            <w:tcBorders>
+              <w:top w:val="single" w:color="A6B8D0" w:sz="4"/>
+              <w:left w:val="single" w:color="A6B8D0" w:sz="4"/>
+              <w:bottom w:val="single" w:color="A6B8D0" w:sz="4"/>
+              <w:right w:val="single" w:color="A6B8D0" w:sz="4"/>
+            </w:tcBorders>
+            <w:tcMar>
+              <w:top w:type="dxa" w:w="50"/>
+              <w:left w:type="dxa" w:w="90"/>
+              <w:bottom w:type="dxa" w:w="50"/>
+              <w:right w:type="dxa" w:w="90"/>
+            </w:tcMar>
+          </w:tcPr>
+          <w:p>
+            <w:pPr>
+              <w:keepNext w:val="false"/>
               <w:keepLines/>
               <w:spacing w:after="0" w:before="0" w:line="280"/>
             </w:pPr>
@@ -12606,23 +12282,23 @@
         </w:tc>
         <w:tc>
           <w:tcPr>
-            <w:tcW w:type="dxa" w:w="3169"/>
-            <w:tcBorders>
-              <w:top w:val="single" w:color="A6B8D0" w:sz="4"/>
-              <w:left w:val="single" w:color="A6B8D0" w:sz="4"/>
-              <w:bottom w:val="single" w:color="A6B8D0" w:sz="4"/>
-              <w:right w:val="single" w:color="A6B8D0" w:sz="4"/>
-            </w:tcBorders>
-            <w:tcMar>
-              <w:top w:type="dxa" w:w="50"/>
-              <w:left w:type="dxa" w:w="90"/>
-              <w:bottom w:type="dxa" w:w="50"/>
-              <w:right w:type="dxa" w:w="90"/>
-            </w:tcMar>
-          </w:tcPr>
-          <w:p>
-            <w:pPr>
-              <w:keepNext/>
+            <w:tcW w:type="dxa" w:w="3546"/>
+            <w:tcBorders>
+              <w:top w:val="single" w:color="A6B8D0" w:sz="4"/>
+              <w:left w:val="single" w:color="A6B8D0" w:sz="4"/>
+              <w:bottom w:val="single" w:color="A6B8D0" w:sz="4"/>
+              <w:right w:val="single" w:color="A6B8D0" w:sz="4"/>
+            </w:tcBorders>
+            <w:tcMar>
+              <w:top w:type="dxa" w:w="50"/>
+              <w:left w:type="dxa" w:w="90"/>
+              <w:bottom w:type="dxa" w:w="50"/>
+              <w:right w:type="dxa" w:w="90"/>
+            </w:tcMar>
+          </w:tcPr>
+          <w:p>
+            <w:pPr>
+              <w:keepNext w:val="false"/>
               <w:keepLines/>
               <w:spacing w:after="0" w:before="0" w:line="280"/>
             </w:pPr>
@@ -12646,23 +12322,23 @@
         </w:trPr>
         <w:tc>
           <w:tcPr>
-            <w:tcW w:type="dxa" w:w="1417"/>
-            <w:tcBorders>
-              <w:top w:val="single" w:color="A6B8D0" w:sz="4"/>
-              <w:left w:val="single" w:color="A6B8D0" w:sz="4"/>
-              <w:bottom w:val="single" w:color="A6B8D0" w:sz="4"/>
-              <w:right w:val="single" w:color="A6B8D0" w:sz="4"/>
-            </w:tcBorders>
-            <w:tcMar>
-              <w:top w:type="dxa" w:w="50"/>
-              <w:left w:type="dxa" w:w="90"/>
-              <w:bottom w:type="dxa" w:w="50"/>
-              <w:right w:type="dxa" w:w="90"/>
-            </w:tcMar>
-          </w:tcPr>
-          <w:p>
-            <w:pPr>
-              <w:keepNext/>
+            <w:tcW w:type="dxa" w:w="1609"/>
+            <w:tcBorders>
+              <w:top w:val="single" w:color="A6B8D0" w:sz="4"/>
+              <w:left w:val="single" w:color="A6B8D0" w:sz="4"/>
+              <w:bottom w:val="single" w:color="A6B8D0" w:sz="4"/>
+              <w:right w:val="single" w:color="A6B8D0" w:sz="4"/>
+            </w:tcBorders>
+            <w:tcMar>
+              <w:top w:type="dxa" w:w="50"/>
+              <w:left w:type="dxa" w:w="90"/>
+              <w:bottom w:type="dxa" w:w="50"/>
+              <w:right w:type="dxa" w:w="90"/>
+            </w:tcMar>
+          </w:tcPr>
+          <w:p>
+            <w:pPr>
+              <w:keepNext w:val="false"/>
               <w:keepLines/>
               <w:spacing w:after="0" w:before="0" w:line="280"/>
             </w:pPr>
@@ -12680,23 +12356,23 @@
         </w:tc>
         <w:tc>
           <w:tcPr>
-            <w:tcW w:type="dxa" w:w="1771"/>
-            <w:tcBorders>
-              <w:top w:val="single" w:color="A6B8D0" w:sz="4"/>
-              <w:left w:val="single" w:color="A6B8D0" w:sz="4"/>
-              <w:bottom w:val="single" w:color="A6B8D0" w:sz="4"/>
-              <w:right w:val="single" w:color="A6B8D0" w:sz="4"/>
-            </w:tcBorders>
-            <w:tcMar>
-              <w:top w:type="dxa" w:w="50"/>
-              <w:left w:type="dxa" w:w="90"/>
-              <w:bottom w:type="dxa" w:w="50"/>
-              <w:right w:type="dxa" w:w="90"/>
-            </w:tcMar>
-          </w:tcPr>
-          <w:p>
-            <w:pPr>
-              <w:keepNext/>
+            <w:tcW w:type="dxa" w:w="2383"/>
+            <w:tcBorders>
+              <w:top w:val="single" w:color="A6B8D0" w:sz="4"/>
+              <w:left w:val="single" w:color="A6B8D0" w:sz="4"/>
+              <w:bottom w:val="single" w:color="A6B8D0" w:sz="4"/>
+              <w:right w:val="single" w:color="A6B8D0" w:sz="4"/>
+            </w:tcBorders>
+            <w:tcMar>
+              <w:top w:type="dxa" w:w="50"/>
+              <w:left w:type="dxa" w:w="90"/>
+              <w:bottom w:type="dxa" w:w="50"/>
+              <w:right w:type="dxa" w:w="90"/>
+            </w:tcMar>
+          </w:tcPr>
+          <w:p>
+            <w:pPr>
+              <w:keepNext w:val="false"/>
               <w:keepLines/>
               <w:spacing w:after="0" w:before="0" w:line="280"/>
             </w:pPr>
@@ -12714,23 +12390,23 @@
         </w:tc>
         <w:tc>
           <w:tcPr>
-            <w:tcW w:type="dxa" w:w="3281"/>
-            <w:tcBorders>
-              <w:top w:val="single" w:color="A6B8D0" w:sz="4"/>
-              <w:left w:val="single" w:color="A6B8D0" w:sz="4"/>
-              <w:bottom w:val="single" w:color="A6B8D0" w:sz="4"/>
-              <w:right w:val="single" w:color="A6B8D0" w:sz="4"/>
-            </w:tcBorders>
-            <w:tcMar>
-              <w:top w:type="dxa" w:w="50"/>
-              <w:left w:type="dxa" w:w="90"/>
-              <w:bottom w:type="dxa" w:w="50"/>
-              <w:right w:type="dxa" w:w="90"/>
-            </w:tcMar>
-          </w:tcPr>
-          <w:p>
-            <w:pPr>
-              <w:keepNext/>
+            <w:tcW w:type="dxa" w:w="2100"/>
+            <w:tcBorders>
+              <w:top w:val="single" w:color="A6B8D0" w:sz="4"/>
+              <w:left w:val="single" w:color="A6B8D0" w:sz="4"/>
+              <w:bottom w:val="single" w:color="A6B8D0" w:sz="4"/>
+              <w:right w:val="single" w:color="A6B8D0" w:sz="4"/>
+            </w:tcBorders>
+            <w:tcMar>
+              <w:top w:type="dxa" w:w="50"/>
+              <w:left w:type="dxa" w:w="90"/>
+              <w:bottom w:type="dxa" w:w="50"/>
+              <w:right w:type="dxa" w:w="90"/>
+            </w:tcMar>
+          </w:tcPr>
+          <w:p>
+            <w:pPr>
+              <w:keepNext w:val="false"/>
               <w:keepLines/>
               <w:spacing w:after="0" w:before="0" w:line="280"/>
             </w:pPr>
@@ -12748,23 +12424,23 @@
         </w:tc>
         <w:tc>
           <w:tcPr>
-            <w:tcW w:type="dxa" w:w="3169"/>
-            <w:tcBorders>
-              <w:top w:val="single" w:color="A6B8D0" w:sz="4"/>
-              <w:left w:val="single" w:color="A6B8D0" w:sz="4"/>
-              <w:bottom w:val="single" w:color="A6B8D0" w:sz="4"/>
-              <w:right w:val="single" w:color="A6B8D0" w:sz="4"/>
-            </w:tcBorders>
-            <w:tcMar>
-              <w:top w:type="dxa" w:w="50"/>
-              <w:left w:type="dxa" w:w="90"/>
-              <w:bottom w:type="dxa" w:w="50"/>
-              <w:right w:type="dxa" w:w="90"/>
-            </w:tcMar>
-          </w:tcPr>
-          <w:p>
-            <w:pPr>
-              <w:keepNext/>
+            <w:tcW w:type="dxa" w:w="3546"/>
+            <w:tcBorders>
+              <w:top w:val="single" w:color="A6B8D0" w:sz="4"/>
+              <w:left w:val="single" w:color="A6B8D0" w:sz="4"/>
+              <w:bottom w:val="single" w:color="A6B8D0" w:sz="4"/>
+              <w:right w:val="single" w:color="A6B8D0" w:sz="4"/>
+            </w:tcBorders>
+            <w:tcMar>
+              <w:top w:type="dxa" w:w="50"/>
+              <w:left w:type="dxa" w:w="90"/>
+              <w:bottom w:type="dxa" w:w="50"/>
+              <w:right w:type="dxa" w:w="90"/>
+            </w:tcMar>
+          </w:tcPr>
+          <w:p>
+            <w:pPr>
+              <w:keepNext w:val="false"/>
               <w:keepLines/>
               <w:spacing w:after="0" w:before="0" w:line="280"/>
             </w:pPr>
@@ -12788,7 +12464,7 @@
         </w:trPr>
         <w:tc>
           <w:tcPr>
-            <w:tcW w:type="dxa" w:w="1417"/>
+            <w:tcW w:type="dxa" w:w="1609"/>
             <w:tcBorders>
               <w:top w:val="single" w:color="A6B8D0" w:sz="4"/>
               <w:left w:val="single" w:color="A6B8D0" w:sz="4"/>
@@ -12822,7 +12498,7 @@
         </w:tc>
         <w:tc>
           <w:tcPr>
-            <w:tcW w:type="dxa" w:w="1771"/>
+            <w:tcW w:type="dxa" w:w="2383"/>
             <w:tcBorders>
               <w:top w:val="single" w:color="A6B8D0" w:sz="4"/>
               <w:left w:val="single" w:color="A6B8D0" w:sz="4"/>
@@ -12856,7 +12532,7 @@
         </w:tc>
         <w:tc>
           <w:tcPr>
-            <w:tcW w:type="dxa" w:w="3281"/>
+            <w:tcW w:type="dxa" w:w="2100"/>
             <w:tcBorders>
               <w:top w:val="single" w:color="A6B8D0" w:sz="4"/>
               <w:left w:val="single" w:color="A6B8D0" w:sz="4"/>
@@ -12890,7 +12566,7 @@
         </w:tc>
         <w:tc>
           <w:tcPr>
-            <w:tcW w:type="dxa" w:w="3169"/>
+            <w:tcW w:type="dxa" w:w="3546"/>
             <w:tcBorders>
               <w:top w:val="single" w:color="A6B8D0" w:sz="4"/>
               <w:left w:val="single" w:color="A6B8D0" w:sz="4"/>
@@ -12919,6 +12595,716 @@
                 <w:szCs w:val="18"/>
               </w:rPr>
               <w:t xml:space="preserve">利用者が送る電子メールの全体</w:t>
+            </w:r>
+          </w:p>
+        </w:tc>
+      </w:tr>
+      <w:tr>
+        <w:trPr>
+          <w:cantSplit/>
+          <w:tblHeader w:val="off"/>
+        </w:trPr>
+        <w:tc>
+          <w:tcPr>
+            <w:tcW w:type="dxa" w:w="1609"/>
+            <w:tcBorders>
+              <w:top w:val="single" w:color="A6B8D0" w:sz="4"/>
+              <w:left w:val="single" w:color="A6B8D0" w:sz="4"/>
+              <w:bottom w:val="single" w:color="A6B8D0" w:sz="4"/>
+              <w:right w:val="single" w:color="A6B8D0" w:sz="4"/>
+            </w:tcBorders>
+            <w:tcMar>
+              <w:top w:type="dxa" w:w="50"/>
+              <w:left w:type="dxa" w:w="90"/>
+              <w:bottom w:type="dxa" w:w="50"/>
+              <w:right w:type="dxa" w:w="90"/>
+            </w:tcMar>
+          </w:tcPr>
+          <w:p>
+            <w:pPr>
+              <w:keepNext w:val="false"/>
+              <w:keepLines/>
+              <w:spacing w:after="0" w:before="0" w:line="280"/>
+            </w:pPr>
+            <w:r>
+              <w:rPr>
+                <w:rFonts w:ascii="Yu Gothic" w:eastAsia="Yu Gothic" w:hAnsi="Yu Gothic"/>
+                <w:b w:val="false"/>
+                <w:bCs w:val="false"/>
+                <w:sz w:val="18"/>
+                <w:szCs w:val="18"/>
+              </w:rPr>
+              <w:t xml:space="preserve">利用者の Cloud の同期フォルダー（利用者が控えの置き場に選んだ時。OS の同期の仕組みが運ぶ）</w:t>
+            </w:r>
+          </w:p>
+        </w:tc>
+        <w:tc>
+          <w:tcPr>
+            <w:tcW w:type="dxa" w:w="2383"/>
+            <w:tcBorders>
+              <w:top w:val="single" w:color="A6B8D0" w:sz="4"/>
+              <w:left w:val="single" w:color="A6B8D0" w:sz="4"/>
+              <w:bottom w:val="single" w:color="A6B8D0" w:sz="4"/>
+              <w:right w:val="single" w:color="A6B8D0" w:sz="4"/>
+            </w:tcBorders>
+            <w:tcMar>
+              <w:top w:type="dxa" w:w="50"/>
+              <w:left w:type="dxa" w:w="90"/>
+              <w:bottom w:type="dxa" w:w="50"/>
+              <w:right w:type="dxa" w:w="90"/>
+            </w:tcMar>
+          </w:tcPr>
+          <w:p>
+            <w:pPr>
+              <w:keepNext w:val="false"/>
+              <w:keepLines/>
+              <w:spacing w:after="0" w:before="0" w:line="280"/>
+            </w:pPr>
+            <w:r>
+              <w:rPr>
+                <w:rFonts w:ascii="Yu Gothic" w:eastAsia="Yu Gothic" w:hAnsi="Yu Gothic"/>
+                <w:b w:val="false"/>
+                <w:bCs w:val="false"/>
+                <w:sz w:val="18"/>
+                <w:szCs w:val="18"/>
+              </w:rPr>
+              <w:t xml:space="preserve">合言葉と回復の鍵で暗号化した控えのファイル、参照情報の包み（第8章 5.5）</w:t>
+            </w:r>
+          </w:p>
+        </w:tc>
+        <w:tc>
+          <w:tcPr>
+            <w:tcW w:type="dxa" w:w="2100"/>
+            <w:tcBorders>
+              <w:top w:val="single" w:color="A6B8D0" w:sz="4"/>
+              <w:left w:val="single" w:color="A6B8D0" w:sz="4"/>
+              <w:bottom w:val="single" w:color="A6B8D0" w:sz="4"/>
+              <w:right w:val="single" w:color="A6B8D0" w:sz="4"/>
+            </w:tcBorders>
+            <w:tcMar>
+              <w:top w:type="dxa" w:w="50"/>
+              <w:left w:type="dxa" w:w="90"/>
+              <w:bottom w:type="dxa" w:w="50"/>
+              <w:right w:type="dxa" w:w="90"/>
+            </w:tcMar>
+          </w:tcPr>
+          <w:p>
+            <w:pPr>
+              <w:keepNext w:val="false"/>
+              <w:keepLines/>
+              <w:spacing w:after="0" w:before="0" w:line="280"/>
+            </w:pPr>
+            <w:r>
+              <w:rPr>
+                <w:rFonts w:ascii="Yu Gothic" w:eastAsia="Yu Gothic" w:hAnsi="Yu Gothic"/>
+                <w:b w:val="false"/>
+                <w:bCs w:val="false"/>
+                <w:sz w:val="18"/>
+                <w:szCs w:val="18"/>
+              </w:rPr>
+              <w:t xml:space="preserve">自動の控えのたび</w:t>
+            </w:r>
+          </w:p>
+        </w:tc>
+        <w:tc>
+          <w:tcPr>
+            <w:tcW w:type="dxa" w:w="3546"/>
+            <w:tcBorders>
+              <w:top w:val="single" w:color="A6B8D0" w:sz="4"/>
+              <w:left w:val="single" w:color="A6B8D0" w:sz="4"/>
+              <w:bottom w:val="single" w:color="A6B8D0" w:sz="4"/>
+              <w:right w:val="single" w:color="A6B8D0" w:sz="4"/>
+            </w:tcBorders>
+            <w:tcMar>
+              <w:top w:type="dxa" w:w="50"/>
+              <w:left w:type="dxa" w:w="90"/>
+              <w:bottom w:type="dxa" w:w="50"/>
+              <w:right w:type="dxa" w:w="90"/>
+            </w:tcMar>
+          </w:tcPr>
+          <w:p>
+            <w:pPr>
+              <w:keepNext w:val="false"/>
+              <w:keepLines/>
+              <w:spacing w:after="0" w:before="0" w:line="280"/>
+            </w:pPr>
+            <w:r>
+              <w:rPr>
+                <w:rFonts w:ascii="Yu Gothic" w:eastAsia="Yu Gothic" w:hAnsi="Yu Gothic"/>
+                <w:b w:val="false"/>
+                <w:bCs w:val="false"/>
+                <w:sz w:val="18"/>
+                <w:szCs w:val="18"/>
+              </w:rPr>
+              <w:t xml:space="preserve">Cloud の事業者には、利用者のアカウントと暗号化したファイル（中身は読めない）</w:t>
+            </w:r>
+          </w:p>
+        </w:tc>
+      </w:tr>
+      <w:tr>
+        <w:trPr>
+          <w:cantSplit/>
+          <w:tblHeader w:val="off"/>
+        </w:trPr>
+        <w:tc>
+          <w:tcPr>
+            <w:tcW w:type="dxa" w:w="1609"/>
+            <w:tcBorders>
+              <w:top w:val="single" w:color="A6B8D0" w:sz="4"/>
+              <w:left w:val="single" w:color="A6B8D0" w:sz="4"/>
+              <w:bottom w:val="single" w:color="A6B8D0" w:sz="4"/>
+              <w:right w:val="single" w:color="A6B8D0" w:sz="4"/>
+            </w:tcBorders>
+            <w:tcMar>
+              <w:top w:type="dxa" w:w="50"/>
+              <w:left w:type="dxa" w:w="90"/>
+              <w:bottom w:type="dxa" w:w="50"/>
+              <w:right w:type="dxa" w:w="90"/>
+            </w:tcMar>
+          </w:tcPr>
+          <w:p>
+            <w:pPr>
+              <w:keepNext w:val="false"/>
+              <w:keepLines/>
+              <w:spacing w:after="0" w:before="0" w:line="280"/>
+            </w:pPr>
+            <w:r>
+              <w:rPr>
+                <w:rFonts w:ascii="Yu Gothic" w:eastAsia="Yu Gothic" w:hAnsi="Yu Gothic"/>
+                <w:b w:val="false"/>
+                <w:bCs w:val="false"/>
+                <w:sz w:val="18"/>
+                <w:szCs w:val="18"/>
+              </w:rPr>
+              <w:t xml:space="preserve">利用者自身の別の端末（同じ個人のルート。第1章 4.2）</w:t>
+            </w:r>
+          </w:p>
+        </w:tc>
+        <w:tc>
+          <w:tcPr>
+            <w:tcW w:type="dxa" w:w="2383"/>
+            <w:tcBorders>
+              <w:top w:val="single" w:color="A6B8D0" w:sz="4"/>
+              <w:left w:val="single" w:color="A6B8D0" w:sz="4"/>
+              <w:bottom w:val="single" w:color="A6B8D0" w:sz="4"/>
+              <w:right w:val="single" w:color="A6B8D0" w:sz="4"/>
+            </w:tcBorders>
+            <w:tcMar>
+              <w:top w:type="dxa" w:w="50"/>
+              <w:left w:type="dxa" w:w="90"/>
+              <w:bottom w:type="dxa" w:w="50"/>
+              <w:right w:type="dxa" w:w="90"/>
+            </w:tcMar>
+          </w:tcPr>
+          <w:p>
+            <w:pPr>
+              <w:keepNext w:val="false"/>
+              <w:keepLines/>
+              <w:spacing w:after="0" w:before="0" w:line="280"/>
+            </w:pPr>
+            <w:r>
+              <w:rPr>
+                <w:rFonts w:ascii="Yu Gothic" w:eastAsia="Yu Gothic" w:hAnsi="Yu Gothic"/>
+                <w:b w:val="false"/>
+                <w:bCs w:val="false"/>
+                <w:sz w:val="18"/>
+                <w:szCs w:val="18"/>
+              </w:rPr>
+              <w:t xml:space="preserve">記録の行、証拠・素材のファイル、テンプレート、作業、端末に依らない設定、参照情報の包み（端から端まで暗号化。第8章 5.4）</w:t>
+            </w:r>
+          </w:p>
+        </w:tc>
+        <w:tc>
+          <w:tcPr>
+            <w:tcW w:type="dxa" w:w="2100"/>
+            <w:tcBorders>
+              <w:top w:val="single" w:color="A6B8D0" w:sz="4"/>
+              <w:left w:val="single" w:color="A6B8D0" w:sz="4"/>
+              <w:bottom w:val="single" w:color="A6B8D0" w:sz="4"/>
+              <w:right w:val="single" w:color="A6B8D0" w:sz="4"/>
+            </w:tcBorders>
+            <w:tcMar>
+              <w:top w:type="dxa" w:w="50"/>
+              <w:left w:type="dxa" w:w="90"/>
+              <w:bottom w:type="dxa" w:w="50"/>
+              <w:right w:type="dxa" w:w="90"/>
+            </w:tcMar>
+          </w:tcPr>
+          <w:p>
+            <w:pPr>
+              <w:keepNext w:val="false"/>
+              <w:keepLines/>
+              <w:spacing w:after="0" w:before="0" w:line="280"/>
+            </w:pPr>
+            <w:r>
+              <w:rPr>
+                <w:rFonts w:ascii="Yu Gothic" w:eastAsia="Yu Gothic" w:hAnsi="Yu Gothic"/>
+                <w:b w:val="false"/>
+                <w:bCs w:val="false"/>
+                <w:sz w:val="18"/>
+                <w:szCs w:val="18"/>
+              </w:rPr>
+              <w:t xml:space="preserve">「端末」でつないだ後、起動中に自動</w:t>
+            </w:r>
+          </w:p>
+        </w:tc>
+        <w:tc>
+          <w:tcPr>
+            <w:tcW w:type="dxa" w:w="3546"/>
+            <w:tcBorders>
+              <w:top w:val="single" w:color="A6B8D0" w:sz="4"/>
+              <w:left w:val="single" w:color="A6B8D0" w:sz="4"/>
+              <w:bottom w:val="single" w:color="A6B8D0" w:sz="4"/>
+              <w:right w:val="single" w:color="A6B8D0" w:sz="4"/>
+            </w:tcBorders>
+            <w:tcMar>
+              <w:top w:type="dxa" w:w="50"/>
+              <w:left w:type="dxa" w:w="90"/>
+              <w:bottom w:type="dxa" w:w="50"/>
+              <w:right w:type="dxa" w:w="90"/>
+            </w:tcMar>
+          </w:tcPr>
+          <w:p>
+            <w:pPr>
+              <w:keepNext w:val="false"/>
+              <w:keepLines/>
+              <w:spacing w:after="0" w:before="0" w:line="280"/>
+            </w:pPr>
+            <w:r>
+              <w:rPr>
+                <w:rFonts w:ascii="Yu Gothic" w:eastAsia="Yu Gothic" w:hAnsi="Yu Gothic"/>
+                <w:b w:val="false"/>
+                <w:bCs w:val="false"/>
+                <w:sz w:val="18"/>
+                <w:szCs w:val="18"/>
+              </w:rPr>
+              <w:t xml:space="preserve">IP アドレスと端末の番号（自分の端末どうし）</w:t>
+            </w:r>
+          </w:p>
+        </w:tc>
+      </w:tr>
+      <w:tr>
+        <w:trPr>
+          <w:cantSplit/>
+          <w:tblHeader w:val="off"/>
+        </w:trPr>
+        <w:tc>
+          <w:tcPr>
+            <w:tcW w:type="dxa" w:w="1609"/>
+            <w:tcBorders>
+              <w:top w:val="single" w:color="A6B8D0" w:sz="4"/>
+              <w:left w:val="single" w:color="A6B8D0" w:sz="4"/>
+              <w:bottom w:val="single" w:color="A6B8D0" w:sz="4"/>
+              <w:right w:val="single" w:color="A6B8D0" w:sz="4"/>
+            </w:tcBorders>
+            <w:tcMar>
+              <w:top w:type="dxa" w:w="50"/>
+              <w:left w:type="dxa" w:w="90"/>
+              <w:bottom w:type="dxa" w:w="50"/>
+              <w:right w:type="dxa" w:w="90"/>
+            </w:tcMar>
+          </w:tcPr>
+          <w:p>
+            <w:pPr>
+              <w:keepNext w:val="false"/>
+              <w:keepLines/>
+              <w:spacing w:after="0" w:before="0" w:line="280"/>
+            </w:pPr>
+            <w:r>
+              <w:rPr>
+                <w:rFonts w:ascii="Yu Gothic" w:eastAsia="Yu Gothic" w:hAnsi="Yu Gothic"/>
+                <w:b w:val="false"/>
+                <w:bCs w:val="false"/>
+                <w:sz w:val="18"/>
+                <w:szCs w:val="18"/>
+              </w:rPr>
+              <w:t xml:space="preserve">「確認済み」の相手の端末（第2章 5.5）</w:t>
+            </w:r>
+          </w:p>
+        </w:tc>
+        <w:tc>
+          <w:tcPr>
+            <w:tcW w:type="dxa" w:w="2383"/>
+            <w:tcBorders>
+              <w:top w:val="single" w:color="A6B8D0" w:sz="4"/>
+              <w:left w:val="single" w:color="A6B8D0" w:sz="4"/>
+              <w:bottom w:val="single" w:color="A6B8D0" w:sz="4"/>
+              <w:right w:val="single" w:color="A6B8D0" w:sz="4"/>
+            </w:tcBorders>
+            <w:tcMar>
+              <w:top w:type="dxa" w:w="50"/>
+              <w:left w:type="dxa" w:w="90"/>
+              <w:bottom w:type="dxa" w:w="50"/>
+              <w:right w:type="dxa" w:w="90"/>
+            </w:tcMar>
+          </w:tcPr>
+          <w:p>
+            <w:pPr>
+              <w:keepNext w:val="false"/>
+              <w:keepLines/>
+              <w:spacing w:after="0" w:before="0" w:line="280"/>
+            </w:pPr>
+            <w:r>
+              <w:rPr>
+                <w:rFonts w:ascii="Yu Gothic" w:eastAsia="Yu Gothic" w:hAnsi="Yu Gothic"/>
+                <w:b w:val="false"/>
+                <w:bCs w:val="false"/>
+                <w:sz w:val="18"/>
+                <w:szCs w:val="18"/>
+              </w:rPr>
+              <w:t xml:space="preserve">承認書・取り消し書・共同の権利の書面・更新の書類、参照情報の包み（端から端まで暗号化）</w:t>
+            </w:r>
+          </w:p>
+        </w:tc>
+        <w:tc>
+          <w:tcPr>
+            <w:tcW w:type="dxa" w:w="2100"/>
+            <w:tcBorders>
+              <w:top w:val="single" w:color="A6B8D0" w:sz="4"/>
+              <w:left w:val="single" w:color="A6B8D0" w:sz="4"/>
+              <w:bottom w:val="single" w:color="A6B8D0" w:sz="4"/>
+              <w:right w:val="single" w:color="A6B8D0" w:sz="4"/>
+            </w:tcBorders>
+            <w:tcMar>
+              <w:top w:type="dxa" w:w="50"/>
+              <w:left w:type="dxa" w:w="90"/>
+              <w:bottom w:type="dxa" w:w="50"/>
+              <w:right w:type="dxa" w:w="90"/>
+            </w:tcMar>
+          </w:tcPr>
+          <w:p>
+            <w:pPr>
+              <w:keepNext w:val="false"/>
+              <w:keepLines/>
+              <w:spacing w:after="0" w:before="0" w:line="280"/>
+            </w:pPr>
+            <w:r>
+              <w:rPr>
+                <w:rFonts w:ascii="Yu Gothic" w:eastAsia="Yu Gothic" w:hAnsi="Yu Gothic"/>
+                <w:b w:val="false"/>
+                <w:bCs w:val="false"/>
+                <w:sz w:val="18"/>
+                <w:szCs w:val="18"/>
+              </w:rPr>
+              <w:t xml:space="preserve">相手を「確認済み」にした後、起動中に自動</w:t>
+            </w:r>
+          </w:p>
+        </w:tc>
+        <w:tc>
+          <w:tcPr>
+            <w:tcW w:type="dxa" w:w="3546"/>
+            <w:tcBorders>
+              <w:top w:val="single" w:color="A6B8D0" w:sz="4"/>
+              <w:left w:val="single" w:color="A6B8D0" w:sz="4"/>
+              <w:bottom w:val="single" w:color="A6B8D0" w:sz="4"/>
+              <w:right w:val="single" w:color="A6B8D0" w:sz="4"/>
+            </w:tcBorders>
+            <w:tcMar>
+              <w:top w:type="dxa" w:w="50"/>
+              <w:left w:type="dxa" w:w="90"/>
+              <w:bottom w:type="dxa" w:w="50"/>
+              <w:right w:type="dxa" w:w="90"/>
+            </w:tcMar>
+          </w:tcPr>
+          <w:p>
+            <w:pPr>
+              <w:keepNext w:val="false"/>
+              <w:keepLines/>
+              <w:spacing w:after="0" w:before="0" w:line="280"/>
+            </w:pPr>
+            <w:r>
+              <w:rPr>
+                <w:rFonts w:ascii="Yu Gothic" w:eastAsia="Yu Gothic" w:hAnsi="Yu Gothic"/>
+                <w:b w:val="false"/>
+                <w:bCs w:val="false"/>
+                <w:sz w:val="18"/>
+                <w:szCs w:val="18"/>
+              </w:rPr>
+              <w:t xml:space="preserve">IP アドレスと端末の番号。利用者の記録は流さない</w:t>
+            </w:r>
+          </w:p>
+        </w:tc>
+      </w:tr>
+      <w:tr>
+        <w:trPr>
+          <w:cantSplit/>
+          <w:tblHeader w:val="off"/>
+        </w:trPr>
+        <w:tc>
+          <w:tcPr>
+            <w:tcW w:type="dxa" w:w="1609"/>
+            <w:tcBorders>
+              <w:top w:val="single" w:color="A6B8D0" w:sz="4"/>
+              <w:left w:val="single" w:color="A6B8D0" w:sz="4"/>
+              <w:bottom w:val="single" w:color="A6B8D0" w:sz="4"/>
+              <w:right w:val="single" w:color="A6B8D0" w:sz="4"/>
+            </w:tcBorders>
+            <w:tcMar>
+              <w:top w:type="dxa" w:w="50"/>
+              <w:left w:type="dxa" w:w="90"/>
+              <w:bottom w:type="dxa" w:w="50"/>
+              <w:right w:type="dxa" w:w="90"/>
+            </w:tcMar>
+          </w:tcPr>
+          <w:p>
+            <w:pPr>
+              <w:keepNext w:val="false"/>
+              <w:keepLines/>
+              <w:spacing w:after="0" w:before="0" w:line="280"/>
+            </w:pPr>
+            <w:r>
+              <w:rPr>
+                <w:rFonts w:ascii="Yu Gothic" w:eastAsia="Yu Gothic" w:hAnsi="Yu Gothic"/>
+                <w:b w:val="false"/>
+                <w:bCs w:val="false"/>
+                <w:sz w:val="18"/>
+                <w:szCs w:val="18"/>
+              </w:rPr>
+              <w:t xml:space="preserve">直接の接続の中継（公開の基盤。iroh の中継）</w:t>
+            </w:r>
+          </w:p>
+        </w:tc>
+        <w:tc>
+          <w:tcPr>
+            <w:tcW w:type="dxa" w:w="2383"/>
+            <w:tcBorders>
+              <w:top w:val="single" w:color="A6B8D0" w:sz="4"/>
+              <w:left w:val="single" w:color="A6B8D0" w:sz="4"/>
+              <w:bottom w:val="single" w:color="A6B8D0" w:sz="4"/>
+              <w:right w:val="single" w:color="A6B8D0" w:sz="4"/>
+            </w:tcBorders>
+            <w:tcMar>
+              <w:top w:type="dxa" w:w="50"/>
+              <w:left w:type="dxa" w:w="90"/>
+              <w:bottom w:type="dxa" w:w="50"/>
+              <w:right w:type="dxa" w:w="90"/>
+            </w:tcMar>
+          </w:tcPr>
+          <w:p>
+            <w:pPr>
+              <w:keepNext w:val="false"/>
+              <w:keepLines/>
+              <w:spacing w:after="0" w:before="0" w:line="280"/>
+            </w:pPr>
+            <w:r>
+              <w:rPr>
+                <w:rFonts w:ascii="Yu Gothic" w:eastAsia="Yu Gothic" w:hAnsi="Yu Gothic"/>
+                <w:b w:val="false"/>
+                <w:bCs w:val="false"/>
+                <w:sz w:val="18"/>
+                <w:szCs w:val="18"/>
+              </w:rPr>
+              <w:t xml:space="preserve">端から端まで暗号化した中身（中継は読めない）</w:t>
+            </w:r>
+          </w:p>
+        </w:tc>
+        <w:tc>
+          <w:tcPr>
+            <w:tcW w:type="dxa" w:w="2100"/>
+            <w:tcBorders>
+              <w:top w:val="single" w:color="A6B8D0" w:sz="4"/>
+              <w:left w:val="single" w:color="A6B8D0" w:sz="4"/>
+              <w:bottom w:val="single" w:color="A6B8D0" w:sz="4"/>
+              <w:right w:val="single" w:color="A6B8D0" w:sz="4"/>
+            </w:tcBorders>
+            <w:tcMar>
+              <w:top w:type="dxa" w:w="50"/>
+              <w:left w:type="dxa" w:w="90"/>
+              <w:bottom w:type="dxa" w:w="50"/>
+              <w:right w:type="dxa" w:w="90"/>
+            </w:tcMar>
+          </w:tcPr>
+          <w:p>
+            <w:pPr>
+              <w:keepNext w:val="false"/>
+              <w:keepLines/>
+              <w:spacing w:after="0" w:before="0" w:line="280"/>
+            </w:pPr>
+            <w:r>
+              <w:rPr>
+                <w:rFonts w:ascii="Yu Gothic" w:eastAsia="Yu Gothic" w:hAnsi="Yu Gothic"/>
+                <w:b w:val="false"/>
+                <w:bCs w:val="false"/>
+                <w:sz w:val="18"/>
+                <w:szCs w:val="18"/>
+              </w:rPr>
+              <w:t xml:space="preserve">別の端末・相手と直接つながらない時。設定で切れる（G-20「設定」）</w:t>
+            </w:r>
+          </w:p>
+        </w:tc>
+        <w:tc>
+          <w:tcPr>
+            <w:tcW w:type="dxa" w:w="3546"/>
+            <w:tcBorders>
+              <w:top w:val="single" w:color="A6B8D0" w:sz="4"/>
+              <w:left w:val="single" w:color="A6B8D0" w:sz="4"/>
+              <w:bottom w:val="single" w:color="A6B8D0" w:sz="4"/>
+              <w:right w:val="single" w:color="A6B8D0" w:sz="4"/>
+            </w:tcBorders>
+            <w:tcMar>
+              <w:top w:type="dxa" w:w="50"/>
+              <w:left w:type="dxa" w:w="90"/>
+              <w:bottom w:type="dxa" w:w="50"/>
+              <w:right w:type="dxa" w:w="90"/>
+            </w:tcMar>
+          </w:tcPr>
+          <w:p>
+            <w:pPr>
+              <w:keepNext w:val="false"/>
+              <w:keepLines/>
+              <w:spacing w:after="0" w:before="0" w:line="280"/>
+            </w:pPr>
+            <w:r>
+              <w:rPr>
+                <w:rFonts w:ascii="Yu Gothic" w:eastAsia="Yu Gothic" w:hAnsi="Yu Gothic"/>
+                <w:b w:val="false"/>
+                <w:bCs w:val="false"/>
+                <w:sz w:val="18"/>
+                <w:szCs w:val="18"/>
+              </w:rPr>
+              <w:t xml:space="preserve">IP アドレスと乱数の端末の番号（告知コードとは結び付かない）</w:t>
+            </w:r>
+          </w:p>
+        </w:tc>
+      </w:tr>
+      <w:tr>
+        <w:trPr>
+          <w:cantSplit/>
+          <w:tblHeader w:val="off"/>
+        </w:trPr>
+        <w:tc>
+          <w:tcPr>
+            <w:tcW w:type="dxa" w:w="1609"/>
+            <w:tcBorders>
+              <w:top w:val="single" w:color="A6B8D0" w:sz="4"/>
+              <w:left w:val="single" w:color="A6B8D0" w:sz="4"/>
+              <w:bottom w:val="single" w:color="A6B8D0" w:sz="4"/>
+              <w:right w:val="single" w:color="A6B8D0" w:sz="4"/>
+            </w:tcBorders>
+            <w:tcMar>
+              <w:top w:type="dxa" w:w="50"/>
+              <w:left w:type="dxa" w:w="90"/>
+              <w:bottom w:type="dxa" w:w="50"/>
+              <w:right w:type="dxa" w:w="90"/>
+            </w:tcMar>
+          </w:tcPr>
+          <w:p>
+            <w:pPr>
+              <w:keepNext w:val="false"/>
+              <w:keepLines/>
+              <w:spacing w:after="0" w:before="0" w:line="280"/>
+            </w:pPr>
+            <w:r>
+              <w:rPr>
+                <w:rFonts w:ascii="Yu Gothic" w:eastAsia="Yu Gothic" w:hAnsi="Yu Gothic"/>
+                <w:b w:val="false"/>
+                <w:bCs w:val="false"/>
+                <w:sz w:val="18"/>
+                <w:szCs w:val="18"/>
+              </w:rPr>
+              <w:t xml:space="preserve">公開の DHT（pkarr）</w:t>
+            </w:r>
+          </w:p>
+        </w:tc>
+        <w:tc>
+          <w:tcPr>
+            <w:tcW w:type="dxa" w:w="2383"/>
+            <w:tcBorders>
+              <w:top w:val="single" w:color="A6B8D0" w:sz="4"/>
+              <w:left w:val="single" w:color="A6B8D0" w:sz="4"/>
+              <w:bottom w:val="single" w:color="A6B8D0" w:sz="4"/>
+              <w:right w:val="single" w:color="A6B8D0" w:sz="4"/>
+            </w:tcBorders>
+            <w:tcMar>
+              <w:top w:type="dxa" w:w="50"/>
+              <w:left w:type="dxa" w:w="90"/>
+              <w:bottom w:type="dxa" w:w="50"/>
+              <w:right w:type="dxa" w:w="90"/>
+            </w:tcMar>
+          </w:tcPr>
+          <w:p>
+            <w:pPr>
+              <w:keepNext w:val="false"/>
+              <w:keepLines/>
+              <w:spacing w:after="0" w:before="0" w:line="280"/>
+            </w:pPr>
+            <w:r>
+              <w:rPr>
+                <w:rFonts w:ascii="Yu Gothic" w:eastAsia="Yu Gothic" w:hAnsi="Yu Gothic"/>
+                <w:b w:val="false"/>
+                <w:bCs w:val="false"/>
+                <w:sz w:val="18"/>
+                <w:szCs w:val="18"/>
+              </w:rPr>
+              <w:t xml:space="preserve">合い言葉から導いた鍵で署名した、自分の端末の番号の記録（期限10分）</w:t>
+            </w:r>
+          </w:p>
+        </w:tc>
+        <w:tc>
+          <w:tcPr>
+            <w:tcW w:type="dxa" w:w="2100"/>
+            <w:tcBorders>
+              <w:top w:val="single" w:color="A6B8D0" w:sz="4"/>
+              <w:left w:val="single" w:color="A6B8D0" w:sz="4"/>
+              <w:bottom w:val="single" w:color="A6B8D0" w:sz="4"/>
+              <w:right w:val="single" w:color="A6B8D0" w:sz="4"/>
+            </w:tcBorders>
+            <w:tcMar>
+              <w:top w:type="dxa" w:w="50"/>
+              <w:left w:type="dxa" w:w="90"/>
+              <w:bottom w:type="dxa" w:w="50"/>
+              <w:right w:type="dxa" w:w="90"/>
+            </w:tcMar>
+          </w:tcPr>
+          <w:p>
+            <w:pPr>
+              <w:keepNext w:val="false"/>
+              <w:keepLines/>
+              <w:spacing w:after="0" w:before="0" w:line="280"/>
+            </w:pPr>
+            <w:r>
+              <w:rPr>
+                <w:rFonts w:ascii="Yu Gothic" w:eastAsia="Yu Gothic" w:hAnsi="Yu Gothic"/>
+                <w:b w:val="false"/>
+                <w:bCs w:val="false"/>
+                <w:sz w:val="18"/>
+                <w:szCs w:val="18"/>
+              </w:rPr>
+              <w:t xml:space="preserve">合い言葉で相手・端末とつなぐ時だけ（第8章 5.4）</w:t>
+            </w:r>
+          </w:p>
+        </w:tc>
+        <w:tc>
+          <w:tcPr>
+            <w:tcW w:type="dxa" w:w="3546"/>
+            <w:tcBorders>
+              <w:top w:val="single" w:color="A6B8D0" w:sz="4"/>
+              <w:left w:val="single" w:color="A6B8D0" w:sz="4"/>
+              <w:bottom w:val="single" w:color="A6B8D0" w:sz="4"/>
+              <w:right w:val="single" w:color="A6B8D0" w:sz="4"/>
+            </w:tcBorders>
+            <w:tcMar>
+              <w:top w:type="dxa" w:w="50"/>
+              <w:left w:type="dxa" w:w="90"/>
+              <w:bottom w:type="dxa" w:w="50"/>
+              <w:right w:type="dxa" w:w="90"/>
+            </w:tcMar>
+          </w:tcPr>
+          <w:p>
+            <w:pPr>
+              <w:keepNext w:val="false"/>
+              <w:keepLines/>
+              <w:spacing w:after="0" w:before="0" w:line="280"/>
+            </w:pPr>
+            <w:r>
+              <w:rPr>
+                <w:rFonts w:ascii="Yu Gothic" w:eastAsia="Yu Gothic" w:hAnsi="Yu Gothic"/>
+                <w:b w:val="false"/>
+                <w:bCs w:val="false"/>
+                <w:sz w:val="18"/>
+                <w:szCs w:val="18"/>
+              </w:rPr>
+              <w:t xml:space="preserve">IP アドレスと乱数の端末の番号</w:t>
             </w:r>
           </w:p>
         </w:tc>
@@ -16546,9 +16932,8 @@
         </w:tblBorders>
       </w:tblPr>
       <w:tblGrid>
-        <w:gridCol w:w="1142"/>
-        <w:gridCol w:w="6545"/>
-        <w:gridCol w:w="1951"/>
+        <w:gridCol w:w="5643"/>
+        <w:gridCol w:w="3995"/>
       </w:tblGrid>
       <w:tr>
         <w:trPr>
@@ -16557,7 +16942,7 @@
         </w:trPr>
         <w:tc>
           <w:tcPr>
-            <w:tcW w:type="dxa" w:w="1142"/>
+            <w:tcW w:type="dxa" w:w="5643"/>
             <w:tcBorders>
               <w:top w:val="single" w:color="A6B8D0" w:sz="4"/>
               <w:left w:val="single" w:color="A6B8D0" w:sz="4"/>
@@ -16586,48 +16971,13 @@
                 <w:sz w:val="18"/>
                 <w:szCs w:val="18"/>
               </w:rPr>
-              <w:t xml:space="preserve">要件の番号</w:t>
-            </w:r>
-          </w:p>
-        </w:tc>
-        <w:tc>
-          <w:tcPr>
-            <w:tcW w:type="dxa" w:w="6545"/>
-            <w:tcBorders>
-              <w:top w:val="single" w:color="A6B8D0" w:sz="4"/>
-              <w:left w:val="single" w:color="A6B8D0" w:sz="4"/>
-              <w:bottom w:val="single" w:color="A6B8D0" w:sz="4"/>
-              <w:right w:val="single" w:color="A6B8D0" w:sz="4"/>
-            </w:tcBorders>
-            <w:shd w:fill="DCE6F2" w:color="auto" w:val="clear"/>
-            <w:tcMar>
-              <w:top w:type="dxa" w:w="50"/>
-              <w:left w:type="dxa" w:w="90"/>
-              <w:bottom w:type="dxa" w:w="50"/>
-              <w:right w:type="dxa" w:w="90"/>
-            </w:tcMar>
-          </w:tcPr>
-          <w:p>
-            <w:pPr>
-              <w:keepNext/>
-              <w:keepLines/>
-              <w:spacing w:after="0" w:before="0" w:line="280"/>
-            </w:pPr>
-            <w:r>
-              <w:rPr>
-                <w:rFonts w:ascii="Yu Gothic" w:eastAsia="Yu Gothic" w:hAnsi="Yu Gothic"/>
-                <w:b/>
-                <w:bCs/>
-                <w:sz w:val="18"/>
-                <w:szCs w:val="18"/>
-              </w:rPr>
-              <w:t xml:space="preserve">要件の内容</w:t>
-            </w:r>
-          </w:p>
-        </w:tc>
-        <w:tc>
-          <w:tcPr>
-            <w:tcW w:type="dxa" w:w="1951"/>
+              <w:t xml:space="preserve">要件の番号（文は概要設計書）</w:t>
+            </w:r>
+          </w:p>
+        </w:tc>
+        <w:tc>
+          <w:tcPr>
+            <w:tcW w:type="dxa" w:w="3995"/>
             <w:tcBorders>
               <w:top w:val="single" w:color="A6B8D0" w:sz="4"/>
               <w:left w:val="single" w:color="A6B8D0" w:sz="4"/>
@@ -16668,7 +17018,7 @@
         </w:trPr>
         <w:tc>
           <w:tcPr>
-            <w:tcW w:type="dxa" w:w="1142"/>
+            <w:tcW w:type="dxa" w:w="5643"/>
             <w:tcBorders>
               <w:top w:val="single" w:color="A6B8D0" w:sz="4"/>
               <w:left w:val="single" w:color="A6B8D0" w:sz="4"/>
@@ -16702,41 +17052,7 @@
         </w:tc>
         <w:tc>
           <w:tcPr>
-            <w:tcW w:type="dxa" w:w="6545"/>
-            <w:tcBorders>
-              <w:top w:val="single" w:color="A6B8D0" w:sz="4"/>
-              <w:left w:val="single" w:color="A6B8D0" w:sz="4"/>
-              <w:bottom w:val="single" w:color="A6B8D0" w:sz="4"/>
-              <w:right w:val="single" w:color="A6B8D0" w:sz="4"/>
-            </w:tcBorders>
-            <w:tcMar>
-              <w:top w:type="dxa" w:w="50"/>
-              <w:left w:type="dxa" w:w="90"/>
-              <w:bottom w:type="dxa" w:w="50"/>
-              <w:right w:type="dxa" w:w="90"/>
-            </w:tcMar>
-          </w:tcPr>
-          <w:p>
-            <w:pPr>
-              <w:keepNext/>
-              <w:keepLines/>
-              <w:spacing w:after="0" w:before="0" w:line="280"/>
-            </w:pPr>
-            <w:r>
-              <w:rPr>
-                <w:rFonts w:ascii="Yu Gothic" w:eastAsia="Yu Gothic" w:hAnsi="Yu Gothic"/>
-                <w:b w:val="false"/>
-                <w:bCs w:val="false"/>
-                <w:sz w:val="18"/>
-                <w:szCs w:val="18"/>
-              </w:rPr>
-              <w:t xml:space="preserve">押さえる法が、法の領域・国・本システムの地点の3つの軸で一覧になり、各行が法務文書にリンクしている</w:t>
-            </w:r>
-          </w:p>
-        </w:tc>
-        <w:tc>
-          <w:tcPr>
-            <w:tcW w:type="dxa" w:w="1951"/>
+            <w:tcW w:type="dxa" w:w="3995"/>
             <w:tcBorders>
               <w:top w:val="single" w:color="A6B8D0" w:sz="4"/>
               <w:left w:val="single" w:color="A6B8D0" w:sz="4"/>
@@ -16776,7 +17092,7 @@
         </w:trPr>
         <w:tc>
           <w:tcPr>
-            <w:tcW w:type="dxa" w:w="1142"/>
+            <w:tcW w:type="dxa" w:w="5643"/>
             <w:tcBorders>
               <w:top w:val="single" w:color="A6B8D0" w:sz="4"/>
               <w:left w:val="single" w:color="A6B8D0" w:sz="4"/>
@@ -16810,41 +17126,7 @@
         </w:tc>
         <w:tc>
           <w:tcPr>
-            <w:tcW w:type="dxa" w:w="6545"/>
-            <w:tcBorders>
-              <w:top w:val="single" w:color="A6B8D0" w:sz="4"/>
-              <w:left w:val="single" w:color="A6B8D0" w:sz="4"/>
-              <w:bottom w:val="single" w:color="A6B8D0" w:sz="4"/>
-              <w:right w:val="single" w:color="A6B8D0" w:sz="4"/>
-            </w:tcBorders>
-            <w:tcMar>
-              <w:top w:type="dxa" w:w="50"/>
-              <w:left w:type="dxa" w:w="90"/>
-              <w:bottom w:type="dxa" w:w="50"/>
-              <w:right w:type="dxa" w:w="90"/>
-            </w:tcMar>
-          </w:tcPr>
-          <w:p>
-            <w:pPr>
-              <w:keepNext/>
-              <w:keepLines/>
-              <w:spacing w:after="0" w:before="0" w:line="280"/>
-            </w:pPr>
-            <w:r>
-              <w:rPr>
-                <w:rFonts w:ascii="Yu Gothic" w:eastAsia="Yu Gothic" w:hAnsi="Yu Gothic"/>
-                <w:b w:val="false"/>
-                <w:bCs w:val="false"/>
-                <w:sz w:val="18"/>
-                <w:szCs w:val="18"/>
-              </w:rPr>
-              <w:t xml:space="preserve">利用者への申告・登録の要否が決まっている</w:t>
-            </w:r>
-          </w:p>
-        </w:tc>
-        <w:tc>
-          <w:tcPr>
-            <w:tcW w:type="dxa" w:w="1951"/>
+            <w:tcW w:type="dxa" w:w="3995"/>
             <w:tcBorders>
               <w:top w:val="single" w:color="A6B8D0" w:sz="4"/>
               <w:left w:val="single" w:color="A6B8D0" w:sz="4"/>
@@ -16884,7 +17166,7 @@
         </w:trPr>
         <w:tc>
           <w:tcPr>
-            <w:tcW w:type="dxa" w:w="1142"/>
+            <w:tcW w:type="dxa" w:w="5643"/>
             <w:tcBorders>
               <w:top w:val="single" w:color="A6B8D0" w:sz="4"/>
               <w:left w:val="single" w:color="A6B8D0" w:sz="4"/>
@@ -16918,41 +17200,7 @@
         </w:tc>
         <w:tc>
           <w:tcPr>
-            <w:tcW w:type="dxa" w:w="6545"/>
-            <w:tcBorders>
-              <w:top w:val="single" w:color="A6B8D0" w:sz="4"/>
-              <w:left w:val="single" w:color="A6B8D0" w:sz="4"/>
-              <w:bottom w:val="single" w:color="A6B8D0" w:sz="4"/>
-              <w:right w:val="single" w:color="A6B8D0" w:sz="4"/>
-            </w:tcBorders>
-            <w:tcMar>
-              <w:top w:type="dxa" w:w="50"/>
-              <w:left w:type="dxa" w:w="90"/>
-              <w:bottom w:type="dxa" w:w="50"/>
-              <w:right w:type="dxa" w:w="90"/>
-            </w:tcMar>
-          </w:tcPr>
-          <w:p>
-            <w:pPr>
-              <w:keepNext w:val="false"/>
-              <w:keepLines/>
-              <w:spacing w:after="0" w:before="0" w:line="280"/>
-            </w:pPr>
-            <w:r>
-              <w:rPr>
-                <w:rFonts w:ascii="Yu Gothic" w:eastAsia="Yu Gothic" w:hAnsi="Yu Gothic"/>
-                <w:b w:val="false"/>
-                <w:bCs w:val="false"/>
-                <w:sz w:val="18"/>
-                <w:szCs w:val="18"/>
-              </w:rPr>
-              <w:t xml:space="preserve">画面へ戻るもの（同意、免責、原作の権利、個人情報の受け渡し）が第10章に渡されている</w:t>
-            </w:r>
-          </w:p>
-        </w:tc>
-        <w:tc>
-          <w:tcPr>
-            <w:tcW w:type="dxa" w:w="1951"/>
+            <w:tcW w:type="dxa" w:w="3995"/>
             <w:tcBorders>
               <w:top w:val="single" w:color="A6B8D0" w:sz="4"/>
               <w:left w:val="single" w:color="A6B8D0" w:sz="4"/>
@@ -17005,60 +17253,6 @@
     <w:p>
       <w:pPr>
         <w:pStyle w:val="ListParagraph"/>
-        <w:keepNext/>
-        <w:keepLines/>
-        <w:numPr>
-          <w:ilvl w:val="0"/>
-          <w:numId w:val="2"/>
-        </w:numPr>
-        <w:spacing w:after="20" w:before="20" w:line="300"/>
-      </w:pPr>
-      <w:r>
-        <w:rPr>
-          <w:rFonts w:ascii="Yu Gothic" w:eastAsia="Yu Gothic" w:hAnsi="Yu Gothic"/>
-        </w:rPr>
-        <w:t xml:space="preserve">各国の法は改正される。法務調査の見直しは四半期ごとに行う（8）が、その間の改正は遅れて反映される。</w:t>
-      </w:r>
-    </w:p>
-    <w:p>
-      <w:pPr>
-        <w:pStyle w:val="ListParagraph"/>
-        <w:keepNext/>
-        <w:keepLines/>
-        <w:numPr>
-          <w:ilvl w:val="0"/>
-          <w:numId w:val="2"/>
-        </w:numPr>
-        <w:spacing w:after="20" w:before="20" w:line="300"/>
-      </w:pPr>
-      <w:r>
-        <w:rPr>
-          <w:rFonts w:ascii="Yu Gothic" w:eastAsia="Yu Gothic" w:hAnsi="Yu Gothic"/>
-        </w:rPr>
-        <w:t xml:space="preserve">7 の論点について、法の要件を満たすことを設計では保証しない。運営の判断に委ねる。</w:t>
-      </w:r>
-    </w:p>
-    <w:p>
-      <w:pPr>
-        <w:pStyle w:val="ListParagraph"/>
-        <w:keepNext/>
-        <w:keepLines/>
-        <w:numPr>
-          <w:ilvl w:val="0"/>
-          <w:numId w:val="2"/>
-        </w:numPr>
-        <w:spacing w:after="20" w:before="20" w:line="300"/>
-      </w:pPr>
-      <w:r>
-        <w:rPr>
-          <w:rFonts w:ascii="Yu Gothic" w:eastAsia="Yu Gothic" w:hAnsi="Yu Gothic"/>
-        </w:rPr>
-        <w:t xml:space="preserve">利用規約の変更の周知は、オフラインで使い続ける利用者のアプリには届かない（4.3）。公開ページの周知で足りるかは専門家の確認を要する。</w:t>
-      </w:r>
-    </w:p>
-    <w:p>
-      <w:pPr>
-        <w:pStyle w:val="ListParagraph"/>
         <w:keepNext w:val="false"/>
         <w:keepLines/>
         <w:numPr>
@@ -17071,7 +17265,7 @@
         <w:rPr>
           <w:rFonts w:ascii="Yu Gothic" w:eastAsia="Yu Gothic" w:hAnsi="Yu Gothic"/>
         </w:rPr>
-        <w:t xml:space="preserve">利用規約・プライバシーポリシーの文面は専門家の確認の前であり、4.2 は下書きである。</w:t>
+        <w:t xml:space="preserve">本章の破れは第13章 4.1「仕組みの破れ」の表（章の欄が本章のもの。なぜ塞げないか・善処した範囲・残る危険・負う者つき）による（本章には写さない）。</w:t>
       </w:r>
     </w:p>
     <w:p>
